--- a/ПБД/прак_3/прак_3.docx
+++ b/ПБД/прак_3/прак_3.docx
@@ -28,7 +28,7 @@
             <w:pPr>
               <w:widowControl w:val="0"/>
               <w:suppressAutoHyphens/>
-              <w:spacing w:after="120" w:line="240" w:lineRule="auto"/>
+              <w:spacing w:after="120" w:line="259" w:lineRule="auto"/>
               <w:jc w:val="center"/>
               <w:rPr>
                 <w:rFonts w:eastAsia="Droid Sans Fallback" w:cs="Times New Roman"/>
@@ -67,7 +67,7 @@
                           <pic:cNvPicPr/>
                         </pic:nvPicPr>
                         <pic:blipFill>
-                          <a:blip r:embed="rId4" cstate="print">
+                          <a:blip r:embed="rId6" cstate="print">
                             <a:extLst>
                               <a:ext uri="{28A0092B-C50C-407E-A947-70E740481C1C}">
                                 <a14:useLocalDpi xmlns:a14="http://schemas.microsoft.com/office/drawing/2010/main" val="0"/>
@@ -98,7 +98,7 @@
             <w:pPr>
               <w:widowControl w:val="0"/>
               <w:suppressAutoHyphens/>
-              <w:spacing w:before="60"/>
+              <w:spacing w:before="60" w:line="259" w:lineRule="auto"/>
               <w:jc w:val="center"/>
               <w:rPr>
                 <w:rFonts w:eastAsia="Droid Sans Fallback" w:cs="Times New Roman"/>
@@ -137,7 +137,7 @@
             <w:pPr>
               <w:widowControl w:val="0"/>
               <w:suppressAutoHyphens/>
-              <w:spacing w:after="140" w:line="216" w:lineRule="auto"/>
+              <w:spacing w:after="140" w:line="259" w:lineRule="auto"/>
               <w:jc w:val="center"/>
               <w:rPr>
                 <w:rFonts w:ascii="Liberation Serif" w:eastAsia="Droid Sans Fallback" w:hAnsi="Liberation Serif" w:cs="FreeSans"/>
@@ -249,6 +249,7 @@
             <w:pPr>
               <w:widowControl w:val="0"/>
               <w:suppressAutoHyphens/>
+              <w:spacing w:line="259" w:lineRule="auto"/>
               <w:jc w:val="center"/>
               <w:rPr>
                 <w:rFonts w:eastAsia="Droid Sans Fallback" w:cs="Times New Roman"/>
@@ -357,7 +358,7 @@
       <w:pPr>
         <w:widowControl w:val="0"/>
         <w:suppressAutoHyphens/>
-        <w:spacing w:after="0" w:line="240" w:lineRule="auto"/>
+        <w:spacing w:after="0" w:line="259" w:lineRule="auto"/>
         <w:jc w:val="center"/>
         <w:rPr>
           <w:rFonts w:eastAsia="Droid Sans Fallback" w:cs="Times New Roman"/>
@@ -381,7 +382,7 @@
       <w:pPr>
         <w:widowControl w:val="0"/>
         <w:suppressAutoHyphens/>
-        <w:spacing w:line="240" w:lineRule="auto"/>
+        <w:spacing w:line="259" w:lineRule="auto"/>
         <w:jc w:val="center"/>
         <w:rPr>
           <w:rFonts w:eastAsia="Droid Sans Fallback" w:cs="Times New Roman"/>
@@ -445,7 +446,7 @@
       <w:pPr>
         <w:widowControl w:val="0"/>
         <w:suppressAutoHyphens/>
-        <w:spacing w:line="240" w:lineRule="auto"/>
+        <w:spacing w:line="259" w:lineRule="auto"/>
         <w:jc w:val="center"/>
         <w:rPr>
           <w:rFonts w:eastAsia="Droid Sans Fallback" w:cs="Times New Roman"/>
@@ -461,7 +462,7 @@
       <w:pPr>
         <w:widowControl w:val="0"/>
         <w:suppressAutoHyphens/>
-        <w:spacing w:after="0" w:line="240" w:lineRule="auto"/>
+        <w:spacing w:after="0" w:line="259" w:lineRule="auto"/>
         <w:rPr>
           <w:rFonts w:eastAsia="Droid Sans Fallback" w:cs="Times New Roman"/>
           <w:b/>
@@ -476,7 +477,7 @@
       <w:pPr>
         <w:widowControl w:val="0"/>
         <w:suppressAutoHyphens/>
-        <w:spacing w:after="0" w:line="240" w:lineRule="auto"/>
+        <w:spacing w:after="0" w:line="259" w:lineRule="auto"/>
         <w:jc w:val="center"/>
         <w:rPr>
           <w:rFonts w:eastAsia="Droid Sans Fallback" w:cs="Times New Roman"/>
@@ -503,7 +504,7 @@
       <w:pPr>
         <w:widowControl w:val="0"/>
         <w:suppressAutoHyphens/>
-        <w:spacing w:line="240" w:lineRule="auto"/>
+        <w:spacing w:line="259" w:lineRule="auto"/>
         <w:jc w:val="center"/>
         <w:rPr>
           <w:rFonts w:eastAsia="Droid Sans Fallback" w:cs="Times New Roman"/>
@@ -556,6 +557,7 @@
       <w:pPr>
         <w:widowControl w:val="0"/>
         <w:suppressAutoHyphens/>
+        <w:spacing w:line="259" w:lineRule="auto"/>
         <w:rPr>
           <w:rFonts w:eastAsia="Droid Sans Fallback" w:cs="Times New Roman"/>
           <w:kern w:val="2"/>
@@ -568,7 +570,7 @@
       <w:pPr>
         <w:widowControl w:val="0"/>
         <w:suppressAutoHyphens/>
-        <w:spacing w:line="240" w:lineRule="auto"/>
+        <w:spacing w:line="259" w:lineRule="auto"/>
         <w:jc w:val="center"/>
         <w:rPr>
           <w:rFonts w:ascii="Liberation Serif" w:eastAsia="Droid Sans Fallback" w:hAnsi="Liberation Serif" w:cs="Times New Roman"/>
@@ -588,13 +590,14 @@
           <w:szCs w:val="32"/>
           <w:lang w:eastAsia="zh-CN" w:bidi="hi-IN"/>
         </w:rPr>
-        <w:t>Практическое занятие №2</w:t>
+        <w:t>Практическое занятие №3</w:t>
       </w:r>
     </w:p>
     <w:p>
       <w:pPr>
         <w:widowControl w:val="0"/>
         <w:suppressAutoHyphens/>
+        <w:spacing w:line="259" w:lineRule="auto"/>
         <w:rPr>
           <w:rFonts w:eastAsia="Droid Sans Fallback" w:cs="Times New Roman"/>
           <w:kern w:val="2"/>
@@ -607,6 +610,7 @@
       <w:pPr>
         <w:widowControl w:val="0"/>
         <w:suppressAutoHyphens/>
+        <w:spacing w:line="259" w:lineRule="auto"/>
         <w:jc w:val="center"/>
         <w:rPr>
           <w:rFonts w:eastAsia="Droid Sans Fallback" w:cs="Times New Roman"/>
@@ -1306,7 +1310,7 @@
         <w:widowControl w:val="0"/>
         <w:suppressAutoHyphens/>
         <w:spacing w:line="240" w:lineRule="auto"/>
-        <w:jc w:val="center"/>
+        <w:ind w:firstLine="0"/>
         <w:rPr>
           <w:rFonts w:ascii="Liberation Serif" w:eastAsia="Droid Sans Fallback" w:hAnsi="Liberation Serif" w:cs="Times New Roman"/>
           <w:kern w:val="2"/>
@@ -1318,35 +1322,7 @@
     </w:p>
     <w:p>
       <w:pPr>
-        <w:widowControl w:val="0"/>
-        <w:suppressAutoHyphens/>
         <w:spacing w:line="240" w:lineRule="auto"/>
-        <w:jc w:val="center"/>
-        <w:rPr>
-          <w:rFonts w:ascii="Liberation Serif" w:eastAsia="Droid Sans Fallback" w:hAnsi="Liberation Serif" w:cs="Times New Roman"/>
-          <w:kern w:val="2"/>
-          <w:sz w:val="24"/>
-          <w:szCs w:val="28"/>
-          <w:lang w:eastAsia="zh-CN" w:bidi="hi-IN"/>
-        </w:rPr>
-      </w:pPr>
-    </w:p>
-    <w:p>
-      <w:pPr>
-        <w:widowControl w:val="0"/>
-        <w:suppressAutoHyphens/>
-        <w:spacing w:line="240" w:lineRule="auto"/>
-        <w:rPr>
-          <w:rFonts w:ascii="Liberation Serif" w:eastAsia="Droid Sans Fallback" w:hAnsi="Liberation Serif" w:cs="Times New Roman"/>
-          <w:kern w:val="2"/>
-          <w:sz w:val="24"/>
-          <w:szCs w:val="28"/>
-          <w:lang w:eastAsia="zh-CN" w:bidi="hi-IN"/>
-        </w:rPr>
-      </w:pPr>
-    </w:p>
-    <w:p>
-      <w:pPr>
         <w:jc w:val="center"/>
         <w:rPr>
           <w:rFonts w:eastAsia="Calibri" w:cs="Times New Roman"/>
@@ -1398,323 +1374,182 @@
       </w:r>
       <w:bookmarkEnd w:id="1"/>
     </w:p>
-    <w:sdt>
-      <w:sdtPr>
+    <w:bookmarkStart w:id="2" w:name="_GoBack"/>
+    <w:p>
+      <w:pPr>
+        <w:tabs>
+          <w:tab w:val="right" w:leader="dot" w:pos="9072"/>
+        </w:tabs>
+        <w:spacing w:after="0" w:line="240" w:lineRule="auto"/>
+        <w:ind w:firstLine="0"/>
         <w:rPr>
           <w:caps/>
-        </w:rPr>
-        <w:id w:val="174934170"/>
-        <w:docPartObj>
-          <w:docPartGallery w:val="Table of Contents"/>
-          <w:docPartUnique/>
-        </w:docPartObj>
-      </w:sdtPr>
-      <w:sdtEndPr>
-        <w:rPr>
-          <w:bCs/>
-          <w:caps w:val="0"/>
-        </w:rPr>
-      </w:sdtEndPr>
-      <w:sdtContent>
-        <w:p>
-          <w:pPr>
-            <w:tabs>
-              <w:tab w:val="right" w:leader="dot" w:pos="9356"/>
-            </w:tabs>
-            <w:ind w:firstLine="0"/>
-          </w:pPr>
-          <w:hyperlink w:anchor="_АНАЛИЗ_И_ОБРАБОТКА" w:history="1">
-            <w:r>
-              <w:rPr>
-                <w:rStyle w:val="a4"/>
-              </w:rPr>
-              <w:t xml:space="preserve">АНАЛИЗ И ОБРАБОТКА ДАННЫХ ФУНКЦИОНАЛЬНОЙ ОБЛАСТИ «ПРОДУКТОВЫЙ </w:t>
-            </w:r>
-            <w:proofErr w:type="gramStart"/>
-            <w:r>
-              <w:rPr>
-                <w:rStyle w:val="a4"/>
-              </w:rPr>
-              <w:t>МАГАЗИН»</w:t>
-            </w:r>
-            <w:r>
-              <w:rPr>
-                <w:rStyle w:val="a4"/>
-              </w:rPr>
-              <w:tab/>
-            </w:r>
-            <w:proofErr w:type="gramEnd"/>
-            <w:r>
-              <w:rPr>
-                <w:rStyle w:val="a4"/>
-              </w:rPr>
-              <w:t>3</w:t>
-            </w:r>
-          </w:hyperlink>
-        </w:p>
-        <w:p>
-          <w:pPr>
-            <w:tabs>
-              <w:tab w:val="right" w:leader="dot" w:pos="9356"/>
-            </w:tabs>
-            <w:ind w:firstLine="0"/>
-          </w:pPr>
-          <w:hyperlink w:anchor="задачи" w:history="1">
-            <w:r>
-              <w:rPr>
-                <w:rStyle w:val="a4"/>
-                <w:bCs/>
-                <w:sz w:val="32"/>
-                <w:szCs w:val="32"/>
-              </w:rPr>
-              <w:t>Задачи</w:t>
-            </w:r>
-            <w:r>
-              <w:rPr>
-                <w:rStyle w:val="a4"/>
-              </w:rPr>
-              <w:tab/>
-              <w:t>3</w:t>
-            </w:r>
-          </w:hyperlink>
-        </w:p>
-        <w:p>
-          <w:pPr>
-            <w:tabs>
-              <w:tab w:val="right" w:leader="dot" w:pos="9356"/>
-            </w:tabs>
-            <w:ind w:firstLine="0"/>
-          </w:pPr>
-          <w:hyperlink w:anchor="_Задача_1" w:history="1">
-            <w:r>
-              <w:rPr>
-                <w:rStyle w:val="a4"/>
-              </w:rPr>
-              <w:t>Задача 1</w:t>
-            </w:r>
-            <w:r>
-              <w:rPr>
-                <w:rStyle w:val="a4"/>
-              </w:rPr>
-              <w:tab/>
-              <w:t>5</w:t>
-            </w:r>
-          </w:hyperlink>
-        </w:p>
-        <w:p>
-          <w:pPr>
-            <w:tabs>
-              <w:tab w:val="right" w:leader="dot" w:pos="9356"/>
-            </w:tabs>
-            <w:ind w:firstLine="0"/>
-          </w:pPr>
-          <w:hyperlink w:anchor="_Задача_2" w:history="1">
-            <w:r>
-              <w:rPr>
-                <w:rStyle w:val="a4"/>
-              </w:rPr>
-              <w:t>Задача 2</w:t>
-            </w:r>
-            <w:r>
-              <w:rPr>
-                <w:rStyle w:val="a4"/>
-              </w:rPr>
-              <w:tab/>
-              <w:t>6</w:t>
-            </w:r>
-          </w:hyperlink>
-        </w:p>
-        <w:p>
-          <w:pPr>
-            <w:tabs>
-              <w:tab w:val="right" w:leader="dot" w:pos="9356"/>
-            </w:tabs>
-            <w:ind w:firstLine="0"/>
-          </w:pPr>
-          <w:hyperlink w:anchor="_Задача_3" w:history="1">
-            <w:r>
-              <w:rPr>
-                <w:rStyle w:val="a4"/>
-              </w:rPr>
-              <w:t>Задача 3</w:t>
-            </w:r>
-            <w:r>
-              <w:rPr>
-                <w:rStyle w:val="a4"/>
-              </w:rPr>
-              <w:tab/>
-              <w:t>7</w:t>
-            </w:r>
-          </w:hyperlink>
-        </w:p>
-        <w:p>
-          <w:pPr>
-            <w:tabs>
-              <w:tab w:val="right" w:leader="dot" w:pos="9356"/>
-            </w:tabs>
-            <w:ind w:firstLine="0"/>
-          </w:pPr>
-          <w:hyperlink w:anchor="_Задача_4" w:history="1">
-            <w:r>
-              <w:rPr>
-                <w:rStyle w:val="a4"/>
-              </w:rPr>
-              <w:t>Задача 4</w:t>
-            </w:r>
-            <w:r>
-              <w:rPr>
-                <w:rStyle w:val="a4"/>
-              </w:rPr>
-              <w:tab/>
-              <w:t>9</w:t>
-            </w:r>
-          </w:hyperlink>
-        </w:p>
-        <w:p>
-          <w:pPr>
-            <w:tabs>
-              <w:tab w:val="right" w:leader="dot" w:pos="9356"/>
-            </w:tabs>
-            <w:ind w:firstLine="0"/>
-          </w:pPr>
-          <w:hyperlink w:anchor="_Задача_5" w:history="1">
-            <w:r>
-              <w:rPr>
-                <w:rStyle w:val="a4"/>
-              </w:rPr>
-              <w:t>Задача 5</w:t>
-            </w:r>
-            <w:r>
-              <w:rPr>
-                <w:rStyle w:val="a4"/>
-              </w:rPr>
-              <w:tab/>
-              <w:t>10</w:t>
-            </w:r>
-          </w:hyperlink>
-        </w:p>
-        <w:p>
-          <w:pPr>
-            <w:tabs>
-              <w:tab w:val="right" w:leader="dot" w:pos="9356"/>
-            </w:tabs>
-            <w:ind w:firstLine="0"/>
-          </w:pPr>
-          <w:hyperlink w:anchor="_Задача_6" w:history="1">
-            <w:r>
-              <w:rPr>
-                <w:rStyle w:val="a4"/>
-              </w:rPr>
-              <w:t>Задача 6</w:t>
-            </w:r>
-            <w:r>
-              <w:rPr>
-                <w:rStyle w:val="a4"/>
-              </w:rPr>
-              <w:tab/>
-              <w:t>11</w:t>
-            </w:r>
-          </w:hyperlink>
-        </w:p>
-        <w:p>
-          <w:pPr>
-            <w:tabs>
-              <w:tab w:val="right" w:leader="dot" w:pos="9356"/>
-            </w:tabs>
-            <w:ind w:firstLine="0"/>
-          </w:pPr>
-          <w:hyperlink w:anchor="_Задача_7" w:history="1">
-            <w:r>
-              <w:rPr>
-                <w:rStyle w:val="a4"/>
-              </w:rPr>
-              <w:t>Задача 7</w:t>
-            </w:r>
-            <w:r>
-              <w:rPr>
-                <w:rStyle w:val="a4"/>
-              </w:rPr>
-              <w:tab/>
-              <w:t>12</w:t>
-            </w:r>
-          </w:hyperlink>
-        </w:p>
-        <w:p>
-          <w:pPr>
-            <w:tabs>
-              <w:tab w:val="right" w:leader="dot" w:pos="9356"/>
-            </w:tabs>
-            <w:ind w:firstLine="0"/>
-          </w:pPr>
-          <w:hyperlink w:anchor="_Задача_8" w:history="1">
-            <w:r>
-              <w:rPr>
-                <w:rStyle w:val="a4"/>
-              </w:rPr>
-              <w:t>Задача 8</w:t>
-            </w:r>
-            <w:r>
-              <w:rPr>
-                <w:rStyle w:val="a4"/>
-              </w:rPr>
-              <w:tab/>
-              <w:t>13</w:t>
-            </w:r>
-          </w:hyperlink>
-        </w:p>
-        <w:p>
-          <w:pPr>
-            <w:tabs>
-              <w:tab w:val="right" w:leader="dot" w:pos="9356"/>
-            </w:tabs>
-            <w:ind w:firstLine="0"/>
-          </w:pPr>
-          <w:hyperlink w:anchor="_Задача_9" w:history="1">
-            <w:r>
-              <w:rPr>
-                <w:rStyle w:val="a4"/>
-              </w:rPr>
-              <w:t>Задача 9</w:t>
-            </w:r>
-            <w:r>
-              <w:rPr>
-                <w:rStyle w:val="a4"/>
-              </w:rPr>
-              <w:tab/>
-              <w:t>14</w:t>
-            </w:r>
-          </w:hyperlink>
-        </w:p>
-        <w:p>
-          <w:pPr>
-            <w:tabs>
-              <w:tab w:val="right" w:leader="dot" w:pos="9356"/>
-            </w:tabs>
-            <w:ind w:firstLine="0"/>
-          </w:pPr>
-          <w:hyperlink w:anchor="_вывод" w:history="1">
-            <w:r>
-              <w:rPr>
-                <w:rStyle w:val="a4"/>
-              </w:rPr>
-              <w:t>ВЫВОД</w:t>
-            </w:r>
-            <w:r>
-              <w:rPr>
-                <w:rStyle w:val="a4"/>
-              </w:rPr>
-              <w:tab/>
-              <w:t>15</w:t>
-            </w:r>
-          </w:hyperlink>
-        </w:p>
-      </w:sdtContent>
-    </w:sdt>
+          <w:color w:val="000000" w:themeColor="text1"/>
+        </w:rPr>
+      </w:pPr>
+      <w:r>
+        <w:rPr>
+          <w:caps/>
+          <w:color w:val="000000" w:themeColor="text1"/>
+        </w:rPr>
+        <w:fldChar w:fldCharType="begin"/>
+      </w:r>
+      <w:r>
+        <w:rPr>
+          <w:caps/>
+          <w:color w:val="000000" w:themeColor="text1"/>
+        </w:rPr>
+        <w:instrText xml:space="preserve"> HYPERLINK  \l "_постановка_задачи" </w:instrText>
+      </w:r>
+      <w:r>
+        <w:rPr>
+          <w:caps/>
+          <w:color w:val="000000" w:themeColor="text1"/>
+        </w:rPr>
+      </w:r>
+      <w:r>
+        <w:rPr>
+          <w:caps/>
+          <w:color w:val="000000" w:themeColor="text1"/>
+        </w:rPr>
+        <w:fldChar w:fldCharType="separate"/>
+      </w:r>
+      <w:r>
+        <w:rPr>
+          <w:rStyle w:val="a4"/>
+          <w:caps/>
+          <w:color w:val="000000" w:themeColor="text1"/>
+          <w:u w:val="none"/>
+        </w:rPr>
+        <w:t>постановка задачи</w:t>
+      </w:r>
+      <w:r>
+        <w:rPr>
+          <w:rStyle w:val="a4"/>
+          <w:caps/>
+          <w:color w:val="000000" w:themeColor="text1"/>
+          <w:u w:val="none"/>
+        </w:rPr>
+        <w:tab/>
+        <w:t>3</w:t>
+      </w:r>
+      <w:r>
+        <w:rPr>
+          <w:caps/>
+          <w:color w:val="000000" w:themeColor="text1"/>
+        </w:rPr>
+        <w:fldChar w:fldCharType="end"/>
+      </w:r>
+    </w:p>
+    <w:p>
+      <w:pPr>
+        <w:tabs>
+          <w:tab w:val="right" w:leader="dot" w:pos="9072"/>
+        </w:tabs>
+        <w:spacing w:after="0" w:line="240" w:lineRule="auto"/>
+        <w:ind w:firstLine="0"/>
+        <w:rPr>
+          <w:caps/>
+          <w:color w:val="000000" w:themeColor="text1"/>
+        </w:rPr>
+      </w:pPr>
+      <w:hyperlink w:anchor="_ход_работы" w:history="1">
+        <w:r>
+          <w:rPr>
+            <w:rStyle w:val="a4"/>
+            <w:caps/>
+            <w:color w:val="000000" w:themeColor="text1"/>
+            <w:u w:val="none"/>
+          </w:rPr>
+          <w:t>ход работы</w:t>
+        </w:r>
+        <w:r>
+          <w:rPr>
+            <w:rStyle w:val="a4"/>
+            <w:caps/>
+            <w:color w:val="000000" w:themeColor="text1"/>
+            <w:u w:val="none"/>
+          </w:rPr>
+          <w:tab/>
+        </w:r>
+        <w:r>
+          <w:rPr>
+            <w:rStyle w:val="a4"/>
+            <w:caps/>
+            <w:color w:val="000000" w:themeColor="text1"/>
+            <w:u w:val="none"/>
+          </w:rPr>
+          <w:t>3</w:t>
+        </w:r>
+      </w:hyperlink>
+    </w:p>
+    <w:p>
+      <w:pPr>
+        <w:tabs>
+          <w:tab w:val="right" w:leader="dot" w:pos="9072"/>
+          <w:tab w:val="right" w:leader="dot" w:pos="9356"/>
+        </w:tabs>
+        <w:spacing w:after="0" w:line="240" w:lineRule="auto"/>
+        <w:ind w:firstLine="0"/>
+        <w:rPr>
+          <w:rStyle w:val="a4"/>
+          <w:color w:val="000000" w:themeColor="text1"/>
+          <w:u w:val="none"/>
+        </w:rPr>
+      </w:pPr>
+      <w:r>
+        <w:rPr>
+          <w:color w:val="000000" w:themeColor="text1"/>
+        </w:rPr>
+        <w:fldChar w:fldCharType="begin"/>
+      </w:r>
+      <w:r>
+        <w:rPr>
+          <w:color w:val="000000" w:themeColor="text1"/>
+        </w:rPr>
+        <w:instrText xml:space="preserve"> HYPERLINK  \l "_ВЫВОД" </w:instrText>
+      </w:r>
+      <w:r>
+        <w:rPr>
+          <w:color w:val="000000" w:themeColor="text1"/>
+        </w:rPr>
+      </w:r>
+      <w:r>
+        <w:rPr>
+          <w:color w:val="000000" w:themeColor="text1"/>
+        </w:rPr>
+        <w:fldChar w:fldCharType="separate"/>
+      </w:r>
+      <w:r>
+        <w:rPr>
+          <w:rStyle w:val="a4"/>
+          <w:color w:val="000000" w:themeColor="text1"/>
+          <w:u w:val="none"/>
+        </w:rPr>
+        <w:t>ВЫВОД</w:t>
+      </w:r>
+      <w:r>
+        <w:rPr>
+          <w:rStyle w:val="a4"/>
+          <w:color w:val="000000" w:themeColor="text1"/>
+          <w:u w:val="none"/>
+        </w:rPr>
+        <w:tab/>
+        <w:t>5</w:t>
+      </w:r>
+    </w:p>
     <w:p>
       <w:pPr>
         <w:ind w:firstLine="0"/>
         <w:jc w:val="left"/>
       </w:pPr>
+      <w:r>
+        <w:rPr>
+          <w:color w:val="000000" w:themeColor="text1"/>
+        </w:rPr>
+        <w:fldChar w:fldCharType="end"/>
+      </w:r>
+      <w:bookmarkEnd w:id="2"/>
       <w:r>
         <w:br w:type="page"/>
       </w:r>
@@ -1724,6 +1559,8 @@
         <w:pStyle w:val="1"/>
         <w:jc w:val="center"/>
       </w:pPr>
+      <w:bookmarkStart w:id="3" w:name="_постановка_задачи"/>
+      <w:bookmarkEnd w:id="3"/>
       <w:r>
         <w:lastRenderedPageBreak/>
         <w:t>постановка задачи</w:t>
@@ -1737,10 +1574,7 @@
         <w:t>Цель:</w:t>
       </w:r>
       <w:r>
-        <w:t xml:space="preserve"> сформировать навык моде</w:t>
-      </w:r>
-      <w:r>
-        <w:t>лирования модели в нотации DFD.</w:t>
+        <w:t xml:space="preserve"> сформировать навык моделирования модели в нотации DFD.</w:t>
       </w:r>
     </w:p>
     <w:p>
@@ -1748,28 +1582,10 @@
         <w:rPr>
           <w:b/>
         </w:rPr>
-        <w:t>Задание</w:t>
-      </w:r>
-      <w:r>
-        <w:rPr>
-          <w:b/>
-        </w:rPr>
-        <w:t>:</w:t>
-      </w:r>
-      <w:r>
-        <w:t xml:space="preserve"> на основе прак</w:t>
-      </w:r>
-      <w:r>
-        <w:t>тической работы №1 спроектировать модель в нотации DFD и описать</w:t>
-      </w:r>
-      <w:r>
-        <w:t xml:space="preserve"> </w:t>
-      </w:r>
-      <w:r>
-        <w:t>ее. Построение модели выполняется</w:t>
-      </w:r>
-      <w:r>
-        <w:t xml:space="preserve"> в </w:t>
+        <w:t>Задание:</w:t>
+      </w:r>
+      <w:r>
+        <w:t xml:space="preserve"> на основе практической работы №1 спроектировать модель в нотации DFD и описать ее. Построение модели выполняется в </w:t>
       </w:r>
       <w:proofErr w:type="spellStart"/>
       <w:r>
@@ -1786,22 +1602,1661 @@
         <w:ind w:firstLine="0"/>
         <w:jc w:val="center"/>
       </w:pPr>
+      <w:bookmarkStart w:id="4" w:name="_ход_работы"/>
+      <w:bookmarkEnd w:id="4"/>
       <w:r>
         <w:t>ход работы</w:t>
       </w:r>
     </w:p>
     <w:p>
-      <w:bookmarkStart w:id="2" w:name="_GoBack"/>
-      <w:bookmarkEnd w:id="2"/>
+      <w:r>
+        <w:t xml:space="preserve">В рамках практической работы для бизнес-процесса «Продажа лекарственных препаратов через мобильное приложение» была построена DFD модель, на которой отображены некоторые элементы: внешняя сущность, хранилище данных, процесс, потоки. </w:t>
+      </w:r>
+    </w:p>
+    <w:p>
+      <w:r>
+        <w:t>В Таблице 1 представлено описание используемых сущностей.</w:t>
+      </w:r>
+    </w:p>
+    <w:p>
+      <w:pPr>
+        <w:ind w:firstLine="0"/>
+      </w:pPr>
+      <w:r>
+        <w:t>Таблица 1 – Описание элементов диаграммы</w:t>
+      </w:r>
+    </w:p>
+    <w:tbl>
+      <w:tblPr>
+        <w:tblStyle w:val="a3"/>
+        <w:tblW w:w="0" w:type="auto"/>
+        <w:tblLook w:val="04A0" w:firstRow="1" w:lastRow="0" w:firstColumn="1" w:lastColumn="0" w:noHBand="0" w:noVBand="1"/>
+      </w:tblPr>
+      <w:tblGrid>
+        <w:gridCol w:w="1838"/>
+        <w:gridCol w:w="2585"/>
+        <w:gridCol w:w="4922"/>
+      </w:tblGrid>
+      <w:tr>
+        <w:tc>
+          <w:tcPr>
+            <w:tcW w:w="1838" w:type="dxa"/>
+          </w:tcPr>
+          <w:p>
+            <w:pPr>
+              <w:pStyle w:val="TableParagraph"/>
+              <w:spacing w:line="256" w:lineRule="exact"/>
+              <w:ind w:left="333"/>
+              <w:rPr>
+                <w:b/>
+                <w:sz w:val="24"/>
+              </w:rPr>
+            </w:pPr>
+            <w:r>
+              <w:rPr>
+                <w:b/>
+                <w:spacing w:val="-2"/>
+                <w:sz w:val="24"/>
+              </w:rPr>
+              <w:t>Элемент</w:t>
+            </w:r>
+          </w:p>
+        </w:tc>
+        <w:tc>
+          <w:tcPr>
+            <w:tcW w:w="2585" w:type="dxa"/>
+          </w:tcPr>
+          <w:p>
+            <w:pPr>
+              <w:pStyle w:val="TableParagraph"/>
+              <w:spacing w:line="256" w:lineRule="exact"/>
+              <w:ind w:left="467"/>
+              <w:rPr>
+                <w:b/>
+                <w:sz w:val="24"/>
+              </w:rPr>
+            </w:pPr>
+            <w:r>
+              <w:rPr>
+                <w:b/>
+                <w:spacing w:val="-2"/>
+                <w:sz w:val="24"/>
+              </w:rPr>
+              <w:t>Наименование</w:t>
+            </w:r>
+          </w:p>
+        </w:tc>
+        <w:tc>
+          <w:tcPr>
+            <w:tcW w:w="4922" w:type="dxa"/>
+          </w:tcPr>
+          <w:p>
+            <w:pPr>
+              <w:pStyle w:val="TableParagraph"/>
+              <w:spacing w:line="256" w:lineRule="exact"/>
+              <w:ind w:left="9"/>
+              <w:jc w:val="center"/>
+              <w:rPr>
+                <w:b/>
+                <w:sz w:val="24"/>
+              </w:rPr>
+            </w:pPr>
+            <w:r>
+              <w:rPr>
+                <w:b/>
+                <w:spacing w:val="-2"/>
+                <w:sz w:val="24"/>
+              </w:rPr>
+              <w:t>Описание</w:t>
+            </w:r>
+          </w:p>
+        </w:tc>
+      </w:tr>
+      <w:tr>
+        <w:tc>
+          <w:tcPr>
+            <w:tcW w:w="1838" w:type="dxa"/>
+            <w:vMerge w:val="restart"/>
+          </w:tcPr>
+          <w:p>
+            <w:pPr>
+              <w:pStyle w:val="TableParagraph"/>
+              <w:ind w:left="107"/>
+              <w:rPr>
+                <w:sz w:val="24"/>
+              </w:rPr>
+            </w:pPr>
+            <w:r>
+              <w:rPr>
+                <w:spacing w:val="-2"/>
+                <w:sz w:val="24"/>
+              </w:rPr>
+              <w:t>Хранилище данных</w:t>
+            </w:r>
+          </w:p>
+        </w:tc>
+        <w:tc>
+          <w:tcPr>
+            <w:tcW w:w="2585" w:type="dxa"/>
+          </w:tcPr>
+          <w:p>
+            <w:pPr>
+              <w:pStyle w:val="TableParagraph"/>
+              <w:spacing w:line="275" w:lineRule="exact"/>
+              <w:ind w:left="105"/>
+              <w:rPr>
+                <w:sz w:val="24"/>
+              </w:rPr>
+            </w:pPr>
+            <w:r>
+              <w:rPr>
+                <w:spacing w:val="-2"/>
+                <w:sz w:val="24"/>
+              </w:rPr>
+              <w:t>Курс</w:t>
+            </w:r>
+          </w:p>
+        </w:tc>
+        <w:tc>
+          <w:tcPr>
+            <w:tcW w:w="4922" w:type="dxa"/>
+          </w:tcPr>
+          <w:p>
+            <w:pPr>
+              <w:pStyle w:val="TableParagraph"/>
+              <w:ind w:right="111"/>
+              <w:rPr>
+                <w:sz w:val="24"/>
+              </w:rPr>
+            </w:pPr>
+            <w:r>
+              <w:rPr>
+                <w:sz w:val="24"/>
+              </w:rPr>
+              <w:t>Сущность,</w:t>
+            </w:r>
+            <w:r>
+              <w:rPr>
+                <w:spacing w:val="-6"/>
+                <w:sz w:val="24"/>
+              </w:rPr>
+              <w:t xml:space="preserve"> </w:t>
+            </w:r>
+            <w:r>
+              <w:rPr>
+                <w:sz w:val="24"/>
+              </w:rPr>
+              <w:t>которая</w:t>
+            </w:r>
+            <w:r>
+              <w:rPr>
+                <w:spacing w:val="-6"/>
+                <w:sz w:val="24"/>
+              </w:rPr>
+              <w:t xml:space="preserve"> </w:t>
+            </w:r>
+            <w:r>
+              <w:rPr>
+                <w:sz w:val="24"/>
+              </w:rPr>
+              <w:t>хранит</w:t>
+            </w:r>
+            <w:r>
+              <w:rPr>
+                <w:spacing w:val="-6"/>
+                <w:sz w:val="24"/>
+              </w:rPr>
+              <w:t xml:space="preserve"> </w:t>
+            </w:r>
+            <w:r>
+              <w:rPr>
+                <w:sz w:val="24"/>
+              </w:rPr>
+              <w:t>в</w:t>
+            </w:r>
+            <w:r>
+              <w:rPr>
+                <w:spacing w:val="-7"/>
+                <w:sz w:val="24"/>
+              </w:rPr>
+              <w:t xml:space="preserve"> </w:t>
+            </w:r>
+            <w:r>
+              <w:rPr>
+                <w:sz w:val="24"/>
+              </w:rPr>
+              <w:t>себе</w:t>
+            </w:r>
+            <w:r>
+              <w:rPr>
+                <w:spacing w:val="-7"/>
+                <w:sz w:val="24"/>
+              </w:rPr>
+              <w:t xml:space="preserve"> </w:t>
+            </w:r>
+            <w:r>
+              <w:rPr>
+                <w:sz w:val="24"/>
+              </w:rPr>
+              <w:t>данные</w:t>
+            </w:r>
+            <w:r>
+              <w:rPr>
+                <w:spacing w:val="-8"/>
+                <w:sz w:val="24"/>
+              </w:rPr>
+              <w:t xml:space="preserve"> </w:t>
+            </w:r>
+            <w:r>
+              <w:rPr>
+                <w:sz w:val="24"/>
+              </w:rPr>
+              <w:t>о</w:t>
+            </w:r>
+            <w:r>
+              <w:rPr>
+                <w:spacing w:val="-6"/>
+                <w:sz w:val="24"/>
+              </w:rPr>
+              <w:t xml:space="preserve"> </w:t>
+            </w:r>
+            <w:r>
+              <w:rPr>
+                <w:sz w:val="24"/>
+              </w:rPr>
+              <w:t>заявлениях</w:t>
+            </w:r>
+            <w:r>
+              <w:rPr>
+                <w:sz w:val="24"/>
+              </w:rPr>
+              <w:t xml:space="preserve">, </w:t>
+            </w:r>
+            <w:r>
+              <w:rPr>
+                <w:sz w:val="24"/>
+              </w:rPr>
+              <w:t xml:space="preserve">отправленных </w:t>
+            </w:r>
+            <w:r>
+              <w:rPr>
+                <w:sz w:val="24"/>
+              </w:rPr>
+              <w:t>клиентами через мобильное</w:t>
+            </w:r>
+          </w:p>
+          <w:p>
+            <w:pPr>
+              <w:pStyle w:val="TableParagraph"/>
+              <w:spacing w:line="270" w:lineRule="atLeast"/>
+              <w:ind w:right="111"/>
+              <w:rPr>
+                <w:sz w:val="24"/>
+              </w:rPr>
+            </w:pPr>
+            <w:proofErr w:type="gramStart"/>
+            <w:r>
+              <w:rPr>
+                <w:sz w:val="24"/>
+              </w:rPr>
+              <w:t>приложение(</w:t>
+            </w:r>
+            <w:proofErr w:type="gramEnd"/>
+            <w:r>
+              <w:rPr>
+                <w:sz w:val="24"/>
+              </w:rPr>
+              <w:t>данные</w:t>
+            </w:r>
+            <w:r>
+              <w:rPr>
+                <w:spacing w:val="-13"/>
+                <w:sz w:val="24"/>
+              </w:rPr>
+              <w:t xml:space="preserve"> </w:t>
+            </w:r>
+            <w:r>
+              <w:rPr>
+                <w:sz w:val="24"/>
+              </w:rPr>
+              <w:t>клиента,</w:t>
+            </w:r>
+            <w:r>
+              <w:rPr>
+                <w:sz w:val="24"/>
+              </w:rPr>
+              <w:t xml:space="preserve"> сроки </w:t>
+            </w:r>
+            <w:proofErr w:type="spellStart"/>
+            <w:r>
+              <w:rPr>
+                <w:sz w:val="24"/>
+              </w:rPr>
+              <w:t>обучени</w:t>
+            </w:r>
+            <w:proofErr w:type="spellEnd"/>
+            <w:r>
+              <w:rPr>
+                <w:sz w:val="24"/>
+              </w:rPr>
+              <w:t>,</w:t>
+            </w:r>
+            <w:r>
+              <w:rPr>
+                <w:spacing w:val="-11"/>
+                <w:sz w:val="24"/>
+              </w:rPr>
+              <w:t xml:space="preserve"> </w:t>
+            </w:r>
+            <w:r>
+              <w:rPr>
+                <w:sz w:val="24"/>
+              </w:rPr>
+              <w:t xml:space="preserve">стоимость </w:t>
+            </w:r>
+            <w:r>
+              <w:rPr>
+                <w:sz w:val="24"/>
+              </w:rPr>
+              <w:t>курса</w:t>
+            </w:r>
+            <w:r>
+              <w:rPr>
+                <w:sz w:val="24"/>
+              </w:rPr>
+              <w:t xml:space="preserve"> и т.д.)</w:t>
+            </w:r>
+          </w:p>
+        </w:tc>
+      </w:tr>
+      <w:tr>
+        <w:tc>
+          <w:tcPr>
+            <w:tcW w:w="1838" w:type="dxa"/>
+            <w:vMerge/>
+          </w:tcPr>
+          <w:p>
+            <w:pPr>
+              <w:rPr>
+                <w:sz w:val="2"/>
+                <w:szCs w:val="2"/>
+              </w:rPr>
+            </w:pPr>
+          </w:p>
+        </w:tc>
+        <w:tc>
+          <w:tcPr>
+            <w:tcW w:w="2585" w:type="dxa"/>
+          </w:tcPr>
+          <w:p>
+            <w:pPr>
+              <w:pStyle w:val="TableParagraph"/>
+              <w:spacing w:line="275" w:lineRule="exact"/>
+              <w:ind w:left="105"/>
+              <w:rPr>
+                <w:sz w:val="24"/>
+              </w:rPr>
+            </w:pPr>
+            <w:r>
+              <w:rPr>
+                <w:sz w:val="24"/>
+              </w:rPr>
+              <w:t>Список консультаций</w:t>
+            </w:r>
+          </w:p>
+        </w:tc>
+        <w:tc>
+          <w:tcPr>
+            <w:tcW w:w="4922" w:type="dxa"/>
+          </w:tcPr>
+          <w:p>
+            <w:pPr>
+              <w:pStyle w:val="TableParagraph"/>
+              <w:spacing w:line="275" w:lineRule="exact"/>
+              <w:rPr>
+                <w:sz w:val="24"/>
+              </w:rPr>
+            </w:pPr>
+            <w:r>
+              <w:rPr>
+                <w:sz w:val="24"/>
+              </w:rPr>
+              <w:t>Сущность,</w:t>
+            </w:r>
+            <w:r>
+              <w:rPr>
+                <w:spacing w:val="-4"/>
+                <w:sz w:val="24"/>
+              </w:rPr>
+              <w:t xml:space="preserve"> </w:t>
+            </w:r>
+            <w:r>
+              <w:rPr>
+                <w:sz w:val="24"/>
+              </w:rPr>
+              <w:t>содержащая</w:t>
+            </w:r>
+            <w:r>
+              <w:rPr>
+                <w:spacing w:val="-4"/>
+                <w:sz w:val="24"/>
+              </w:rPr>
+              <w:t xml:space="preserve"> </w:t>
+            </w:r>
+            <w:r>
+              <w:rPr>
+                <w:sz w:val="24"/>
+              </w:rPr>
+              <w:t>информацию</w:t>
+            </w:r>
+            <w:r>
+              <w:rPr>
+                <w:spacing w:val="-3"/>
+                <w:sz w:val="24"/>
+              </w:rPr>
+              <w:t xml:space="preserve"> </w:t>
+            </w:r>
+            <w:r>
+              <w:rPr>
+                <w:spacing w:val="-10"/>
+                <w:sz w:val="24"/>
+              </w:rPr>
+              <w:t>о</w:t>
+            </w:r>
+          </w:p>
+          <w:p>
+            <w:pPr>
+              <w:pStyle w:val="TableParagraph"/>
+              <w:spacing w:line="257" w:lineRule="exact"/>
+              <w:rPr>
+                <w:sz w:val="24"/>
+              </w:rPr>
+            </w:pPr>
+            <w:proofErr w:type="gramStart"/>
+            <w:r>
+              <w:rPr>
+                <w:sz w:val="24"/>
+              </w:rPr>
+              <w:t>всех</w:t>
+            </w:r>
+            <w:proofErr w:type="gramEnd"/>
+            <w:r>
+              <w:rPr>
+                <w:sz w:val="24"/>
+              </w:rPr>
+              <w:t xml:space="preserve"> консультациях приложения: сроки проведени</w:t>
+            </w:r>
+            <w:r>
+              <w:rPr>
+                <w:sz w:val="24"/>
+              </w:rPr>
+              <w:t>я</w:t>
+            </w:r>
+            <w:r>
+              <w:rPr>
+                <w:sz w:val="24"/>
+              </w:rPr>
+              <w:t>, ведущие преподаватели</w:t>
+            </w:r>
+          </w:p>
+        </w:tc>
+      </w:tr>
+      <w:tr>
+        <w:tc>
+          <w:tcPr>
+            <w:tcW w:w="1838" w:type="dxa"/>
+            <w:vMerge/>
+          </w:tcPr>
+          <w:p>
+            <w:pPr>
+              <w:rPr>
+                <w:sz w:val="2"/>
+                <w:szCs w:val="2"/>
+              </w:rPr>
+            </w:pPr>
+          </w:p>
+        </w:tc>
+        <w:tc>
+          <w:tcPr>
+            <w:tcW w:w="2585" w:type="dxa"/>
+          </w:tcPr>
+          <w:p>
+            <w:pPr>
+              <w:pStyle w:val="TableParagraph"/>
+              <w:spacing w:line="275" w:lineRule="exact"/>
+              <w:ind w:left="105"/>
+              <w:rPr>
+                <w:sz w:val="24"/>
+              </w:rPr>
+            </w:pPr>
+            <w:r>
+              <w:rPr>
+                <w:sz w:val="24"/>
+              </w:rPr>
+              <w:t>Список курсов</w:t>
+            </w:r>
+          </w:p>
+        </w:tc>
+        <w:tc>
+          <w:tcPr>
+            <w:tcW w:w="4922" w:type="dxa"/>
+          </w:tcPr>
+          <w:p>
+            <w:pPr>
+              <w:pStyle w:val="TableParagraph"/>
+              <w:spacing w:line="276" w:lineRule="exact"/>
+              <w:ind w:right="111"/>
+              <w:rPr>
+                <w:sz w:val="24"/>
+              </w:rPr>
+            </w:pPr>
+            <w:r>
+              <w:rPr>
+                <w:sz w:val="24"/>
+              </w:rPr>
+              <w:t xml:space="preserve">Информация о </w:t>
+            </w:r>
+            <w:r>
+              <w:rPr>
+                <w:sz w:val="24"/>
+              </w:rPr>
+              <w:t>курсах, которые есть</w:t>
+            </w:r>
+            <w:r>
+              <w:rPr>
+                <w:sz w:val="24"/>
+              </w:rPr>
+              <w:t xml:space="preserve"> </w:t>
+            </w:r>
+            <w:r>
+              <w:rPr>
+                <w:sz w:val="24"/>
+              </w:rPr>
+              <w:t>на сайте</w:t>
+            </w:r>
+            <w:r>
+              <w:rPr>
+                <w:sz w:val="24"/>
+              </w:rPr>
+              <w:t>, например,</w:t>
+            </w:r>
+            <w:r>
+              <w:rPr>
+                <w:spacing w:val="-13"/>
+                <w:sz w:val="24"/>
+              </w:rPr>
+              <w:t xml:space="preserve"> </w:t>
+            </w:r>
+            <w:r>
+              <w:rPr>
+                <w:sz w:val="24"/>
+              </w:rPr>
+              <w:t>программа обучения, сроки обучения, ведущие преподаватели</w:t>
+            </w:r>
+          </w:p>
+        </w:tc>
+      </w:tr>
+      <w:tr>
+        <w:tc>
+          <w:tcPr>
+            <w:tcW w:w="1838" w:type="dxa"/>
+          </w:tcPr>
+          <w:p>
+            <w:pPr>
+              <w:pStyle w:val="TableParagraph"/>
+              <w:ind w:left="107" w:right="499"/>
+              <w:rPr>
+                <w:sz w:val="24"/>
+              </w:rPr>
+            </w:pPr>
+            <w:r>
+              <w:rPr>
+                <w:spacing w:val="-2"/>
+                <w:sz w:val="24"/>
+              </w:rPr>
+              <w:t>Внешняя сущность</w:t>
+            </w:r>
+          </w:p>
+        </w:tc>
+        <w:tc>
+          <w:tcPr>
+            <w:tcW w:w="2585" w:type="dxa"/>
+          </w:tcPr>
+          <w:p>
+            <w:pPr>
+              <w:pStyle w:val="TableParagraph"/>
+              <w:spacing w:line="275" w:lineRule="exact"/>
+              <w:ind w:left="105"/>
+              <w:rPr>
+                <w:sz w:val="24"/>
+              </w:rPr>
+            </w:pPr>
+            <w:r>
+              <w:rPr>
+                <w:spacing w:val="-2"/>
+                <w:sz w:val="24"/>
+              </w:rPr>
+              <w:t>Покупатель</w:t>
+            </w:r>
+          </w:p>
+        </w:tc>
+        <w:tc>
+          <w:tcPr>
+            <w:tcW w:w="4922" w:type="dxa"/>
+          </w:tcPr>
+          <w:p>
+            <w:pPr>
+              <w:pStyle w:val="TableParagraph"/>
+              <w:spacing w:line="276" w:lineRule="exact"/>
+              <w:ind w:right="101"/>
+              <w:jc w:val="both"/>
+              <w:rPr>
+                <w:sz w:val="24"/>
+              </w:rPr>
+            </w:pPr>
+            <w:r>
+              <w:rPr>
+                <w:sz w:val="24"/>
+              </w:rPr>
+              <w:t>Объект</w:t>
+            </w:r>
+            <w:r>
+              <w:rPr>
+                <w:spacing w:val="-7"/>
+                <w:sz w:val="24"/>
+              </w:rPr>
+              <w:t xml:space="preserve"> </w:t>
+            </w:r>
+            <w:r>
+              <w:rPr>
+                <w:sz w:val="24"/>
+              </w:rPr>
+              <w:t>за</w:t>
+            </w:r>
+            <w:r>
+              <w:rPr>
+                <w:spacing w:val="-7"/>
+                <w:sz w:val="24"/>
+              </w:rPr>
+              <w:t xml:space="preserve"> </w:t>
+            </w:r>
+            <w:r>
+              <w:rPr>
+                <w:sz w:val="24"/>
+              </w:rPr>
+              <w:t>пределами</w:t>
+            </w:r>
+            <w:r>
+              <w:rPr>
+                <w:spacing w:val="-5"/>
+                <w:sz w:val="24"/>
+              </w:rPr>
+              <w:t xml:space="preserve"> </w:t>
+            </w:r>
+            <w:r>
+              <w:rPr>
+                <w:sz w:val="24"/>
+              </w:rPr>
+              <w:t>выбранного</w:t>
+            </w:r>
+            <w:r>
+              <w:rPr>
+                <w:spacing w:val="-7"/>
+                <w:sz w:val="24"/>
+              </w:rPr>
+              <w:t xml:space="preserve"> </w:t>
+            </w:r>
+            <w:r>
+              <w:rPr>
+                <w:sz w:val="24"/>
+              </w:rPr>
+              <w:t>бизнес-процесса. Он</w:t>
+            </w:r>
+            <w:r>
+              <w:rPr>
+                <w:spacing w:val="-8"/>
+                <w:sz w:val="24"/>
+              </w:rPr>
+              <w:t xml:space="preserve"> </w:t>
+            </w:r>
+            <w:r>
+              <w:rPr>
+                <w:sz w:val="24"/>
+              </w:rPr>
+              <w:t>является</w:t>
+            </w:r>
+            <w:r>
+              <w:rPr>
+                <w:spacing w:val="-8"/>
+                <w:sz w:val="24"/>
+              </w:rPr>
+              <w:t xml:space="preserve"> </w:t>
+            </w:r>
+            <w:r>
+              <w:rPr>
+                <w:sz w:val="24"/>
+              </w:rPr>
+              <w:t>отправителем</w:t>
+            </w:r>
+            <w:r>
+              <w:rPr>
+                <w:spacing w:val="-9"/>
+                <w:sz w:val="24"/>
+              </w:rPr>
+              <w:t xml:space="preserve"> </w:t>
+            </w:r>
+            <w:r>
+              <w:rPr>
+                <w:sz w:val="24"/>
+              </w:rPr>
+              <w:t>и</w:t>
+            </w:r>
+            <w:r>
+              <w:rPr>
+                <w:spacing w:val="-8"/>
+                <w:sz w:val="24"/>
+              </w:rPr>
+              <w:t xml:space="preserve"> </w:t>
+            </w:r>
+            <w:r>
+              <w:rPr>
+                <w:sz w:val="24"/>
+              </w:rPr>
+              <w:t>получателем</w:t>
+            </w:r>
+            <w:r>
+              <w:rPr>
+                <w:spacing w:val="-9"/>
+                <w:sz w:val="24"/>
+              </w:rPr>
+              <w:t xml:space="preserve"> </w:t>
+            </w:r>
+            <w:r>
+              <w:rPr>
+                <w:sz w:val="24"/>
+              </w:rPr>
+              <w:t xml:space="preserve">итоговой </w:t>
+            </w:r>
+            <w:r>
+              <w:rPr>
+                <w:spacing w:val="-2"/>
+                <w:sz w:val="24"/>
+              </w:rPr>
+              <w:t>информации</w:t>
+            </w:r>
+          </w:p>
+        </w:tc>
+      </w:tr>
+      <w:tr>
+        <w:tc>
+          <w:tcPr>
+            <w:tcW w:w="1838" w:type="dxa"/>
+          </w:tcPr>
+          <w:p>
+            <w:pPr>
+              <w:pStyle w:val="TableParagraph"/>
+              <w:spacing w:line="274" w:lineRule="exact"/>
+              <w:ind w:left="107"/>
+              <w:rPr>
+                <w:sz w:val="24"/>
+              </w:rPr>
+            </w:pPr>
+            <w:r>
+              <w:rPr>
+                <w:spacing w:val="-2"/>
+                <w:sz w:val="24"/>
+              </w:rPr>
+              <w:t>Процесс</w:t>
+            </w:r>
+          </w:p>
+        </w:tc>
+        <w:tc>
+          <w:tcPr>
+            <w:tcW w:w="2585" w:type="dxa"/>
+          </w:tcPr>
+          <w:p>
+            <w:pPr>
+              <w:pStyle w:val="TableParagraph"/>
+              <w:spacing w:line="276" w:lineRule="exact"/>
+              <w:ind w:left="105" w:right="812"/>
+              <w:rPr>
+                <w:spacing w:val="-2"/>
+                <w:sz w:val="24"/>
+              </w:rPr>
+            </w:pPr>
+            <w:r>
+              <w:rPr>
+                <w:sz w:val="24"/>
+              </w:rPr>
+              <w:t>Ознакомиться с данными клиента</w:t>
+            </w:r>
+          </w:p>
+        </w:tc>
+        <w:tc>
+          <w:tcPr>
+            <w:tcW w:w="4922" w:type="dxa"/>
+          </w:tcPr>
+          <w:p>
+            <w:pPr>
+              <w:pStyle w:val="TableParagraph"/>
+              <w:spacing w:line="276" w:lineRule="exact"/>
+              <w:ind w:right="111"/>
+              <w:rPr>
+                <w:sz w:val="24"/>
+              </w:rPr>
+            </w:pPr>
+            <w:r>
+              <w:rPr>
+                <w:sz w:val="24"/>
+              </w:rPr>
+              <w:t>Действие,</w:t>
+            </w:r>
+            <w:r>
+              <w:rPr>
+                <w:spacing w:val="-5"/>
+                <w:sz w:val="24"/>
+              </w:rPr>
+              <w:t xml:space="preserve"> </w:t>
+            </w:r>
+            <w:r>
+              <w:rPr>
+                <w:sz w:val="24"/>
+              </w:rPr>
+              <w:t>в</w:t>
+            </w:r>
+            <w:r>
+              <w:rPr>
+                <w:spacing w:val="-6"/>
+                <w:sz w:val="24"/>
+              </w:rPr>
+              <w:t xml:space="preserve"> </w:t>
+            </w:r>
+            <w:r>
+              <w:rPr>
+                <w:sz w:val="24"/>
+              </w:rPr>
+              <w:t>котором</w:t>
+            </w:r>
+            <w:r>
+              <w:rPr>
+                <w:spacing w:val="-5"/>
+                <w:sz w:val="24"/>
+              </w:rPr>
+              <w:t xml:space="preserve"> </w:t>
+            </w:r>
+            <w:r>
+              <w:rPr>
+                <w:sz w:val="24"/>
+              </w:rPr>
+              <w:t>преподаватель</w:t>
+            </w:r>
+            <w:r>
+              <w:rPr>
+                <w:spacing w:val="-5"/>
+                <w:sz w:val="24"/>
+              </w:rPr>
+              <w:t xml:space="preserve"> </w:t>
+            </w:r>
+            <w:r>
+              <w:rPr>
+                <w:sz w:val="24"/>
+              </w:rPr>
+              <w:t>смотрит</w:t>
+            </w:r>
+            <w:r>
+              <w:rPr>
+                <w:spacing w:val="-7"/>
+                <w:sz w:val="24"/>
+              </w:rPr>
+              <w:t xml:space="preserve"> </w:t>
+            </w:r>
+            <w:r>
+              <w:rPr>
+                <w:sz w:val="24"/>
+              </w:rPr>
+              <w:t>на</w:t>
+            </w:r>
+            <w:r>
+              <w:rPr>
+                <w:spacing w:val="-6"/>
+                <w:sz w:val="24"/>
+              </w:rPr>
+              <w:t xml:space="preserve"> </w:t>
+            </w:r>
+            <w:r>
+              <w:rPr>
+                <w:sz w:val="24"/>
+              </w:rPr>
+              <w:t>заявление</w:t>
+            </w:r>
+            <w:r>
+              <w:rPr>
+                <w:spacing w:val="-5"/>
+                <w:sz w:val="24"/>
+              </w:rPr>
+              <w:t xml:space="preserve"> </w:t>
+            </w:r>
+            <w:r>
+              <w:rPr>
+                <w:sz w:val="24"/>
+              </w:rPr>
+              <w:t xml:space="preserve">в системе и </w:t>
+            </w:r>
+            <w:r>
+              <w:rPr>
+                <w:sz w:val="24"/>
+              </w:rPr>
+              <w:t>определяет возможность добавления клиента на курс</w:t>
+            </w:r>
+          </w:p>
+        </w:tc>
+      </w:tr>
+      <w:tr>
+        <w:tc>
+          <w:tcPr>
+            <w:tcW w:w="1838" w:type="dxa"/>
+          </w:tcPr>
+          <w:p>
+            <w:pPr>
+              <w:pStyle w:val="TableParagraph"/>
+              <w:spacing w:before="1"/>
+              <w:ind w:left="107"/>
+              <w:rPr>
+                <w:sz w:val="2"/>
+                <w:szCs w:val="2"/>
+              </w:rPr>
+            </w:pPr>
+            <w:r>
+              <w:rPr>
+                <w:spacing w:val="-2"/>
+                <w:sz w:val="24"/>
+              </w:rPr>
+              <w:t>Процесс</w:t>
+            </w:r>
+          </w:p>
+        </w:tc>
+        <w:tc>
+          <w:tcPr>
+            <w:tcW w:w="2585" w:type="dxa"/>
+          </w:tcPr>
+          <w:p>
+            <w:pPr>
+              <w:pStyle w:val="TableParagraph"/>
+              <w:ind w:left="105"/>
+              <w:rPr>
+                <w:sz w:val="24"/>
+              </w:rPr>
+            </w:pPr>
+            <w:r>
+              <w:rPr>
+                <w:sz w:val="24"/>
+              </w:rPr>
+              <w:t>Предоставить информацию о ближайших консультациях</w:t>
+            </w:r>
+          </w:p>
+        </w:tc>
+        <w:tc>
+          <w:tcPr>
+            <w:tcW w:w="4922" w:type="dxa"/>
+          </w:tcPr>
+          <w:p>
+            <w:pPr>
+              <w:pStyle w:val="TableParagraph"/>
+              <w:ind w:right="352"/>
+              <w:jc w:val="both"/>
+              <w:rPr>
+                <w:sz w:val="24"/>
+              </w:rPr>
+            </w:pPr>
+            <w:r>
+              <w:rPr>
+                <w:sz w:val="24"/>
+              </w:rPr>
+              <w:t>Действие,</w:t>
+            </w:r>
+            <w:r>
+              <w:rPr>
+                <w:spacing w:val="-8"/>
+                <w:sz w:val="24"/>
+              </w:rPr>
+              <w:t xml:space="preserve"> </w:t>
+            </w:r>
+            <w:r>
+              <w:rPr>
+                <w:sz w:val="24"/>
+              </w:rPr>
+              <w:t>в</w:t>
+            </w:r>
+            <w:r>
+              <w:rPr>
+                <w:spacing w:val="-9"/>
+                <w:sz w:val="24"/>
+              </w:rPr>
+              <w:t xml:space="preserve"> </w:t>
+            </w:r>
+            <w:r>
+              <w:rPr>
+                <w:sz w:val="24"/>
+              </w:rPr>
+              <w:t>котором</w:t>
+            </w:r>
+            <w:r>
+              <w:rPr>
+                <w:spacing w:val="-8"/>
+                <w:sz w:val="24"/>
+              </w:rPr>
+              <w:t xml:space="preserve"> </w:t>
+            </w:r>
+            <w:r>
+              <w:rPr>
+                <w:spacing w:val="-8"/>
+                <w:sz w:val="24"/>
+              </w:rPr>
+              <w:t xml:space="preserve">назначенный </w:t>
+            </w:r>
+            <w:r>
+              <w:rPr>
+                <w:sz w:val="24"/>
+              </w:rPr>
+              <w:t>преподаватель</w:t>
+            </w:r>
+            <w:r>
+              <w:rPr>
+                <w:sz w:val="24"/>
+              </w:rPr>
+              <w:t>,</w:t>
+            </w:r>
+            <w:r>
+              <w:rPr>
+                <w:spacing w:val="-8"/>
+                <w:sz w:val="24"/>
+              </w:rPr>
+              <w:t xml:space="preserve"> </w:t>
+            </w:r>
+            <w:r>
+              <w:rPr>
+                <w:sz w:val="24"/>
+              </w:rPr>
+              <w:t xml:space="preserve">согласно списку </w:t>
+            </w:r>
+            <w:r>
+              <w:rPr>
+                <w:sz w:val="24"/>
+              </w:rPr>
+              <w:t>консультаций</w:t>
+            </w:r>
+            <w:r>
+              <w:rPr>
+                <w:sz w:val="24"/>
+              </w:rPr>
+              <w:t xml:space="preserve"> </w:t>
+            </w:r>
+            <w:r>
+              <w:rPr>
+                <w:sz w:val="24"/>
+              </w:rPr>
+              <w:t>курса, предоставляет информацию о ближайших консультациях, записывает покупателя в список участвующих или меняет статус заявления на отменённое</w:t>
+            </w:r>
+          </w:p>
+        </w:tc>
+      </w:tr>
+    </w:tbl>
+    <w:p>
+      <w:pPr>
+        <w:ind w:firstLine="0"/>
+      </w:pPr>
+    </w:p>
+    <w:p>
+      <w:pPr>
+        <w:ind w:firstLine="0"/>
+      </w:pPr>
+      <w:r>
+        <w:lastRenderedPageBreak/>
+        <w:t>Продолжение таблицы 1</w:t>
+      </w:r>
+    </w:p>
+    <w:tbl>
+      <w:tblPr>
+        <w:tblStyle w:val="a3"/>
+        <w:tblW w:w="9957" w:type="dxa"/>
+        <w:tblLook w:val="04A0" w:firstRow="1" w:lastRow="0" w:firstColumn="1" w:lastColumn="0" w:noHBand="0" w:noVBand="1"/>
+      </w:tblPr>
+      <w:tblGrid>
+        <w:gridCol w:w="2297"/>
+        <w:gridCol w:w="3830"/>
+        <w:gridCol w:w="3830"/>
+      </w:tblGrid>
+      <w:tr>
+        <w:tc>
+          <w:tcPr>
+            <w:tcW w:w="2297" w:type="dxa"/>
+            <w:vMerge w:val="restart"/>
+          </w:tcPr>
+          <w:p>
+            <w:pPr>
+              <w:pStyle w:val="TableParagraph"/>
+              <w:spacing w:before="1"/>
+              <w:ind w:left="107"/>
+              <w:rPr>
+                <w:sz w:val="24"/>
+              </w:rPr>
+            </w:pPr>
+            <w:r>
+              <w:rPr>
+                <w:spacing w:val="-2"/>
+                <w:sz w:val="24"/>
+              </w:rPr>
+              <w:t>Процесс</w:t>
+            </w:r>
+          </w:p>
+        </w:tc>
+        <w:tc>
+          <w:tcPr>
+            <w:tcW w:w="3830" w:type="dxa"/>
+          </w:tcPr>
+          <w:p>
+            <w:pPr>
+              <w:pStyle w:val="TableParagraph"/>
+              <w:spacing w:before="1"/>
+              <w:ind w:left="107"/>
+              <w:rPr>
+                <w:sz w:val="24"/>
+              </w:rPr>
+            </w:pPr>
+            <w:r>
+              <w:rPr>
+                <w:sz w:val="24"/>
+              </w:rPr>
+              <w:t>Провести консультацию</w:t>
+            </w:r>
+          </w:p>
+        </w:tc>
+        <w:tc>
+          <w:tcPr>
+            <w:tcW w:w="3830" w:type="dxa"/>
+          </w:tcPr>
+          <w:p>
+            <w:pPr>
+              <w:pStyle w:val="TableParagraph"/>
+              <w:spacing w:line="270" w:lineRule="atLeast"/>
+              <w:ind w:left="107" w:right="57"/>
+              <w:rPr>
+                <w:sz w:val="24"/>
+              </w:rPr>
+            </w:pPr>
+            <w:r>
+              <w:rPr>
+                <w:sz w:val="24"/>
+              </w:rPr>
+              <w:t>Действие,</w:t>
+            </w:r>
+            <w:r>
+              <w:rPr>
+                <w:spacing w:val="-3"/>
+                <w:sz w:val="24"/>
+              </w:rPr>
+              <w:t xml:space="preserve"> </w:t>
+            </w:r>
+            <w:r>
+              <w:rPr>
+                <w:sz w:val="24"/>
+              </w:rPr>
+              <w:t>в</w:t>
+            </w:r>
+            <w:r>
+              <w:rPr>
+                <w:spacing w:val="-4"/>
+                <w:sz w:val="24"/>
+              </w:rPr>
+              <w:t xml:space="preserve"> </w:t>
+            </w:r>
+            <w:r>
+              <w:rPr>
+                <w:sz w:val="24"/>
+              </w:rPr>
+              <w:t>котором</w:t>
+            </w:r>
+            <w:r>
+              <w:rPr>
+                <w:spacing w:val="-3"/>
+                <w:sz w:val="24"/>
+              </w:rPr>
+              <w:t xml:space="preserve"> </w:t>
+            </w:r>
+            <w:r>
+              <w:rPr>
+                <w:sz w:val="24"/>
+              </w:rPr>
+              <w:t>преподаватель проводит консультацию. Затем отправляет информацию о завершении консультации на сайт и изменяет статус заявления клиента</w:t>
+            </w:r>
+          </w:p>
+        </w:tc>
+      </w:tr>
+      <w:tr>
+        <w:tc>
+          <w:tcPr>
+            <w:tcW w:w="2297" w:type="dxa"/>
+            <w:vMerge/>
+          </w:tcPr>
+          <w:p>
+            <w:pPr>
+              <w:pStyle w:val="TableParagraph"/>
+              <w:spacing w:line="275" w:lineRule="exact"/>
+              <w:ind w:left="107"/>
+              <w:rPr>
+                <w:sz w:val="24"/>
+              </w:rPr>
+            </w:pPr>
+          </w:p>
+        </w:tc>
+        <w:tc>
+          <w:tcPr>
+            <w:tcW w:w="3830" w:type="dxa"/>
+          </w:tcPr>
+          <w:p>
+            <w:pPr>
+              <w:pStyle w:val="TableParagraph"/>
+              <w:spacing w:line="275" w:lineRule="exact"/>
+              <w:ind w:left="107"/>
+              <w:rPr>
+                <w:sz w:val="24"/>
+              </w:rPr>
+            </w:pPr>
+            <w:r>
+              <w:rPr>
+                <w:sz w:val="24"/>
+              </w:rPr>
+              <w:t xml:space="preserve">Изменить статус </w:t>
+            </w:r>
+            <w:r>
+              <w:rPr>
+                <w:sz w:val="24"/>
+              </w:rPr>
+              <w:t>заявления</w:t>
+            </w:r>
+            <w:r>
+              <w:rPr>
+                <w:sz w:val="24"/>
+              </w:rPr>
+              <w:t xml:space="preserve"> покупателя</w:t>
+            </w:r>
+          </w:p>
+        </w:tc>
+        <w:tc>
+          <w:tcPr>
+            <w:tcW w:w="3830" w:type="dxa"/>
+          </w:tcPr>
+          <w:p>
+            <w:pPr>
+              <w:pStyle w:val="TableParagraph"/>
+              <w:spacing w:line="275" w:lineRule="exact"/>
+              <w:ind w:left="107"/>
+              <w:jc w:val="both"/>
+              <w:rPr>
+                <w:sz w:val="24"/>
+              </w:rPr>
+            </w:pPr>
+            <w:r>
+              <w:rPr>
+                <w:sz w:val="24"/>
+              </w:rPr>
+              <w:t>Действие,</w:t>
+            </w:r>
+            <w:r>
+              <w:rPr>
+                <w:spacing w:val="-3"/>
+                <w:sz w:val="24"/>
+              </w:rPr>
+              <w:t xml:space="preserve"> </w:t>
+            </w:r>
+            <w:r>
+              <w:rPr>
+                <w:sz w:val="24"/>
+              </w:rPr>
+              <w:t>в</w:t>
+            </w:r>
+            <w:r>
+              <w:rPr>
+                <w:spacing w:val="-3"/>
+                <w:sz w:val="24"/>
+              </w:rPr>
+              <w:t xml:space="preserve"> </w:t>
+            </w:r>
+            <w:r>
+              <w:rPr>
+                <w:sz w:val="24"/>
+              </w:rPr>
+              <w:t>котором</w:t>
+            </w:r>
+            <w:r>
+              <w:rPr>
+                <w:spacing w:val="-3"/>
+                <w:sz w:val="24"/>
+              </w:rPr>
+              <w:t xml:space="preserve"> </w:t>
+            </w:r>
+            <w:r>
+              <w:rPr>
+                <w:sz w:val="24"/>
+              </w:rPr>
+              <w:t>происходит конечное изменение статуса заявления покупателя, подтверждение этого статуса и отправка итогового значения статуса клиенту</w:t>
+            </w:r>
+          </w:p>
+          <w:p>
+            <w:pPr>
+              <w:pStyle w:val="TableParagraph"/>
+              <w:spacing w:line="270" w:lineRule="atLeast"/>
+              <w:ind w:left="107" w:right="429"/>
+              <w:jc w:val="both"/>
+              <w:rPr>
+                <w:sz w:val="24"/>
+              </w:rPr>
+            </w:pPr>
+          </w:p>
+        </w:tc>
+      </w:tr>
+    </w:tbl>
+    <w:p>
+      <w:pPr>
+        <w:ind w:firstLine="0"/>
+      </w:pPr>
+    </w:p>
+    <w:p>
+      <w:r>
+        <w:t>На Рисунках 1-2 показана DFD-модель</w:t>
+      </w:r>
+      <w:r>
+        <w:t>.</w:t>
+      </w:r>
+    </w:p>
+    <w:p>
+      <w:pPr>
+        <w:ind w:firstLine="0"/>
+      </w:pPr>
+      <w:r>
+        <w:drawing>
+          <wp:inline distT="0" distB="0" distL="0" distR="0" wp14:anchorId="3C2C8476" wp14:editId="12E27704">
+            <wp:extent cx="5940425" cy="4266565"/>
+            <wp:effectExtent l="0" t="0" r="3175" b="635"/>
+            <wp:docPr id="1" name="Рисунок 1"/>
+            <wp:cNvGraphicFramePr>
+              <a:graphicFrameLocks xmlns:a="http://schemas.openxmlformats.org/drawingml/2006/main" noChangeAspect="1"/>
+            </wp:cNvGraphicFramePr>
+            <a:graphic xmlns:a="http://schemas.openxmlformats.org/drawingml/2006/main">
+              <a:graphicData uri="http://schemas.openxmlformats.org/drawingml/2006/picture">
+                <pic:pic xmlns:pic="http://schemas.openxmlformats.org/drawingml/2006/picture">
+                  <pic:nvPicPr>
+                    <pic:cNvPr id="1" name=""/>
+                    <pic:cNvPicPr/>
+                  </pic:nvPicPr>
+                  <pic:blipFill>
+                    <a:blip r:embed="rId7"/>
+                    <a:stretch>
+                      <a:fillRect/>
+                    </a:stretch>
+                  </pic:blipFill>
+                  <pic:spPr>
+                    <a:xfrm>
+                      <a:off x="0" y="0"/>
+                      <a:ext cx="5940425" cy="4266565"/>
+                    </a:xfrm>
+                    <a:prstGeom prst="rect">
+                      <a:avLst/>
+                    </a:prstGeom>
+                  </pic:spPr>
+                </pic:pic>
+              </a:graphicData>
+            </a:graphic>
+          </wp:inline>
+        </w:drawing>
+      </w:r>
+    </w:p>
+    <w:p>
+      <w:pPr>
+        <w:spacing w:line="240" w:lineRule="auto"/>
+        <w:ind w:firstLine="0"/>
+        <w:jc w:val="center"/>
+      </w:pPr>
+      <w:r>
+        <w:t>Рисунок 1 — DFD-модель бизнес-процесса «</w:t>
+      </w:r>
+      <w:r>
+        <w:t>Продажа онлайн-курса программирования через мобильное приложение</w:t>
+      </w:r>
+      <w:r>
+        <w:t>», часть 1</w:t>
+      </w:r>
+    </w:p>
+    <w:p>
+      <w:pPr>
+        <w:ind w:firstLine="0"/>
+      </w:pPr>
+      <w:r>
+        <w:lastRenderedPageBreak/>
+        <w:drawing>
+          <wp:inline distT="0" distB="0" distL="0" distR="0" wp14:anchorId="14FC8742" wp14:editId="36DDA84C">
+            <wp:extent cx="5940425" cy="4161790"/>
+            <wp:effectExtent l="0" t="0" r="3175" b="0"/>
+            <wp:docPr id="2" name="Рисунок 2"/>
+            <wp:cNvGraphicFramePr>
+              <a:graphicFrameLocks xmlns:a="http://schemas.openxmlformats.org/drawingml/2006/main" noChangeAspect="1"/>
+            </wp:cNvGraphicFramePr>
+            <a:graphic xmlns:a="http://schemas.openxmlformats.org/drawingml/2006/main">
+              <a:graphicData uri="http://schemas.openxmlformats.org/drawingml/2006/picture">
+                <pic:pic xmlns:pic="http://schemas.openxmlformats.org/drawingml/2006/picture">
+                  <pic:nvPicPr>
+                    <pic:cNvPr id="1" name=""/>
+                    <pic:cNvPicPr/>
+                  </pic:nvPicPr>
+                  <pic:blipFill>
+                    <a:blip r:embed="rId8"/>
+                    <a:stretch>
+                      <a:fillRect/>
+                    </a:stretch>
+                  </pic:blipFill>
+                  <pic:spPr>
+                    <a:xfrm>
+                      <a:off x="0" y="0"/>
+                      <a:ext cx="5940425" cy="4161790"/>
+                    </a:xfrm>
+                    <a:prstGeom prst="rect">
+                      <a:avLst/>
+                    </a:prstGeom>
+                  </pic:spPr>
+                </pic:pic>
+              </a:graphicData>
+            </a:graphic>
+          </wp:inline>
+        </w:drawing>
+      </w:r>
+    </w:p>
+    <w:p>
+      <w:pPr>
+        <w:spacing w:line="240" w:lineRule="auto"/>
+        <w:ind w:firstLine="0"/>
+        <w:jc w:val="center"/>
+      </w:pPr>
+      <w:r>
+        <w:t>Рисунок 2 — DFD-модель бизнес-процесса «</w:t>
+      </w:r>
+      <w:r>
+        <w:t>Продажа онлайн-курса программирования через мобильное приложение</w:t>
+      </w:r>
+      <w:r>
+        <w:t>», часть 2</w:t>
+      </w:r>
+    </w:p>
+    <w:p>
+      <w:pPr>
+        <w:pStyle w:val="1"/>
+        <w:ind w:firstLine="0"/>
+        <w:jc w:val="center"/>
+      </w:pPr>
+      <w:bookmarkStart w:id="5" w:name="_ВЫВОД"/>
+      <w:bookmarkEnd w:id="5"/>
+      <w:r>
+        <w:t>ВЫВОД</w:t>
+      </w:r>
+    </w:p>
+    <w:p>
+      <w:r>
+        <w:t xml:space="preserve">В ходе данной работы были получены знания о работе с программой для построения визуальных диаграмм – </w:t>
+      </w:r>
+      <w:r>
+        <w:rPr>
+          <w:lang w:val="en-US"/>
+        </w:rPr>
+        <w:t>Ramus</w:t>
+      </w:r>
+      <w:r>
+        <w:t>,</w:t>
+      </w:r>
+      <w:r>
+        <w:t xml:space="preserve"> а также принцип построения </w:t>
+      </w:r>
+      <w:r>
+        <w:rPr>
+          <w:lang w:val="en-US"/>
+        </w:rPr>
+        <w:t>D</w:t>
+      </w:r>
+      <w:r>
+        <w:rPr>
+          <w:lang w:val="en-US"/>
+        </w:rPr>
+        <w:t>F</w:t>
+      </w:r>
+      <w:r>
+        <w:rPr>
+          <w:lang w:val="en-US"/>
+        </w:rPr>
+        <w:t>D</w:t>
+      </w:r>
+      <w:r>
+        <w:t xml:space="preserve"> моделей. </w:t>
+      </w:r>
+      <w:r>
+        <w:t xml:space="preserve">Полученные навыки и знания были закреплены путём построения </w:t>
+      </w:r>
+      <w:r>
+        <w:rPr>
+          <w:lang w:val="en-US"/>
+        </w:rPr>
+        <w:t>DFD</w:t>
+      </w:r>
+      <w:r>
+        <w:t xml:space="preserve"> </w:t>
+      </w:r>
+      <w:r>
+        <w:t>модели бизнес-процесса продажи</w:t>
+      </w:r>
+      <w:r>
+        <w:t xml:space="preserve"> онлайн-курса программирования через мобильное приложение</w:t>
+      </w:r>
+      <w:r>
+        <w:t>.</w:t>
+      </w:r>
     </w:p>
     <w:sectPr>
+      <w:footerReference w:type="default" r:id="rId9"/>
       <w:pgSz w:w="11906" w:h="16838"/>
       <w:pgMar w:top="1134" w:right="850" w:bottom="1134" w:left="1701" w:header="708" w:footer="708" w:gutter="0"/>
       <w:cols w:space="708"/>
-      <w:docGrid w:linePitch="360"/>
+      <w:titlePg/>
+      <w:docGrid w:linePitch="381"/>
     </w:sectPr>
   </w:body>
 </w:document>
+</file>
+
+<file path=word/endnotes.xml><?xml version="1.0" encoding="utf-8"?>
+<w:endnotes xmlns:wpc="http://schemas.microsoft.com/office/word/2010/wordprocessingCanvas" xmlns:mc="http://schemas.openxmlformats.org/markup-compatibility/2006" xmlns:o="urn:schemas-microsoft-com:office:office" xmlns:r="http://schemas.openxmlformats.org/officeDocument/2006/relationships" xmlns:m="http://schemas.openxmlformats.org/officeDocument/2006/math" xmlns:v="urn:schemas-microsoft-com:vml" xmlns:wp14="http://schemas.microsoft.com/office/word/2010/wordprocessingDrawing" xmlns:wp="http://schemas.openxmlformats.org/drawingml/2006/wordprocessingDrawing" xmlns:w10="urn:schemas-microsoft-com:office:word" xmlns:w="http://schemas.openxmlformats.org/wordprocessingml/2006/main" xmlns:w14="http://schemas.microsoft.com/office/word/2010/wordml" xmlns:w15="http://schemas.microsoft.com/office/word/2012/wordml" xmlns:wpg="http://schemas.microsoft.com/office/word/2010/wordprocessingGroup" xmlns:wpi="http://schemas.microsoft.com/office/word/2010/wordprocessingInk" xmlns:wne="http://schemas.microsoft.com/office/word/2006/wordml" xmlns:wps="http://schemas.microsoft.com/office/word/2010/wordprocessingShape" mc:Ignorable="w14 w15 wp14">
+  <w:endnote w:type="separator" w:id="-1">
+    <w:p>
+      <w:pPr>
+        <w:spacing w:after="0" w:line="240" w:lineRule="auto"/>
+      </w:pPr>
+      <w:r>
+        <w:separator/>
+      </w:r>
+    </w:p>
+  </w:endnote>
+  <w:endnote w:type="continuationSeparator" w:id="0">
+    <w:p>
+      <w:pPr>
+        <w:spacing w:after="0" w:line="240" w:lineRule="auto"/>
+      </w:pPr>
+      <w:r>
+        <w:continuationSeparator/>
+      </w:r>
+    </w:p>
+  </w:endnote>
+</w:endnotes>
+</file>
+
+<file path=word/footer1.xml><?xml version="1.0" encoding="utf-8"?>
+<w:ftr xmlns:wpc="http://schemas.microsoft.com/office/word/2010/wordprocessingCanvas" xmlns:mc="http://schemas.openxmlformats.org/markup-compatibility/2006" xmlns:o="urn:schemas-microsoft-com:office:office" xmlns:r="http://schemas.openxmlformats.org/officeDocument/2006/relationships" xmlns:m="http://schemas.openxmlformats.org/officeDocument/2006/math" xmlns:v="urn:schemas-microsoft-com:vml" xmlns:wp14="http://schemas.microsoft.com/office/word/2010/wordprocessingDrawing" xmlns:wp="http://schemas.openxmlformats.org/drawingml/2006/wordprocessingDrawing" xmlns:w10="urn:schemas-microsoft-com:office:word" xmlns:w="http://schemas.openxmlformats.org/wordprocessingml/2006/main" xmlns:w14="http://schemas.microsoft.com/office/word/2010/wordml" xmlns:w15="http://schemas.microsoft.com/office/word/2012/wordml" xmlns:wpg="http://schemas.microsoft.com/office/word/2010/wordprocessingGroup" xmlns:wpi="http://schemas.microsoft.com/office/word/2010/wordprocessingInk" xmlns:wne="http://schemas.microsoft.com/office/word/2006/wordml" xmlns:wps="http://schemas.microsoft.com/office/word/2010/wordprocessingShape" mc:Ignorable="w14 w15 wp14">
+  <w:sdt>
+    <w:sdtPr>
+      <w:id w:val="-619146664"/>
+      <w:docPartObj>
+        <w:docPartGallery w:val="Page Numbers (Bottom of Page)"/>
+        <w:docPartUnique/>
+      </w:docPartObj>
+    </w:sdtPr>
+    <w:sdtContent>
+      <w:p>
+        <w:pPr>
+          <w:pStyle w:val="a7"/>
+          <w:jc w:val="center"/>
+        </w:pPr>
+        <w:r>
+          <w:fldChar w:fldCharType="begin"/>
+        </w:r>
+        <w:r>
+          <w:instrText>PAGE   \* MERGEFORMAT</w:instrText>
+        </w:r>
+        <w:r>
+          <w:fldChar w:fldCharType="separate"/>
+        </w:r>
+        <w:r>
+          <w:rPr>
+            <w:noProof/>
+          </w:rPr>
+          <w:t>4</w:t>
+        </w:r>
+        <w:r>
+          <w:fldChar w:fldCharType="end"/>
+        </w:r>
+      </w:p>
+    </w:sdtContent>
+  </w:sdt>
+</w:ftr>
+</file>
+
+<file path=word/footnotes.xml><?xml version="1.0" encoding="utf-8"?>
+<w:footnotes xmlns:wpc="http://schemas.microsoft.com/office/word/2010/wordprocessingCanvas" xmlns:mc="http://schemas.openxmlformats.org/markup-compatibility/2006" xmlns:o="urn:schemas-microsoft-com:office:office" xmlns:r="http://schemas.openxmlformats.org/officeDocument/2006/relationships" xmlns:m="http://schemas.openxmlformats.org/officeDocument/2006/math" xmlns:v="urn:schemas-microsoft-com:vml" xmlns:wp14="http://schemas.microsoft.com/office/word/2010/wordprocessingDrawing" xmlns:wp="http://schemas.openxmlformats.org/drawingml/2006/wordprocessingDrawing" xmlns:w10="urn:schemas-microsoft-com:office:word" xmlns:w="http://schemas.openxmlformats.org/wordprocessingml/2006/main" xmlns:w14="http://schemas.microsoft.com/office/word/2010/wordml" xmlns:w15="http://schemas.microsoft.com/office/word/2012/wordml" xmlns:wpg="http://schemas.microsoft.com/office/word/2010/wordprocessingGroup" xmlns:wpi="http://schemas.microsoft.com/office/word/2010/wordprocessingInk" xmlns:wne="http://schemas.microsoft.com/office/word/2006/wordml" xmlns:wps="http://schemas.microsoft.com/office/word/2010/wordprocessingShape" mc:Ignorable="w14 w15 wp14">
+  <w:footnote w:type="separator" w:id="-1">
+    <w:p>
+      <w:pPr>
+        <w:spacing w:after="0" w:line="240" w:lineRule="auto"/>
+      </w:pPr>
+      <w:r>
+        <w:separator/>
+      </w:r>
+    </w:p>
+  </w:footnote>
+  <w:footnote w:type="continuationSeparator" w:id="0">
+    <w:p>
+      <w:pPr>
+        <w:spacing w:after="0" w:line="240" w:lineRule="auto"/>
+      </w:pPr>
+      <w:r>
+        <w:continuationSeparator/>
+      </w:r>
+    </w:p>
+  </w:footnote>
+</w:footnotes>
 </file>
 
 <file path=word/styles.xml><?xml version="1.0" encoding="utf-8"?>
@@ -2197,8 +3652,9 @@
   <w:style w:type="paragraph" w:default="1" w:styleId="a">
     <w:name w:val="Normal"/>
     <w:qFormat/>
-    <w:rsid w:val="00D02C40"/>
+    <w:rsid w:val="005B26F6"/>
     <w:pPr>
+      <w:spacing w:line="360" w:lineRule="auto"/>
       <w:ind w:firstLine="709"/>
       <w:jc w:val="both"/>
     </w:pPr>
@@ -2218,7 +3674,7 @@
     <w:pPr>
       <w:keepNext/>
       <w:keepLines/>
-      <w:spacing w:after="240" w:line="360" w:lineRule="auto"/>
+      <w:spacing w:after="240"/>
       <w:outlineLvl w:val="0"/>
     </w:pPr>
     <w:rPr>
@@ -2341,6 +3797,77 @@
     <w:rPr>
       <w:color w:val="0563C1" w:themeColor="hyperlink"/>
       <w:u w:val="single"/>
+    </w:rPr>
+  </w:style>
+  <w:style w:type="paragraph" w:styleId="a5">
+    <w:name w:val="header"/>
+    <w:basedOn w:val="a"/>
+    <w:link w:val="a6"/>
+    <w:uiPriority w:val="99"/>
+    <w:unhideWhenUsed/>
+    <w:rsid w:val="00EF4C02"/>
+    <w:pPr>
+      <w:tabs>
+        <w:tab w:val="center" w:pos="4677"/>
+        <w:tab w:val="right" w:pos="9355"/>
+      </w:tabs>
+      <w:spacing w:after="0" w:line="240" w:lineRule="auto"/>
+    </w:pPr>
+  </w:style>
+  <w:style w:type="character" w:customStyle="1" w:styleId="a6">
+    <w:name w:val="Верхний колонтитул Знак"/>
+    <w:basedOn w:val="a0"/>
+    <w:link w:val="a5"/>
+    <w:uiPriority w:val="99"/>
+    <w:rsid w:val="00EF4C02"/>
+    <w:rPr>
+      <w:rFonts w:ascii="Times New Roman" w:hAnsi="Times New Roman"/>
+      <w:sz w:val="28"/>
+    </w:rPr>
+  </w:style>
+  <w:style w:type="paragraph" w:styleId="a7">
+    <w:name w:val="footer"/>
+    <w:basedOn w:val="a"/>
+    <w:link w:val="a8"/>
+    <w:uiPriority w:val="99"/>
+    <w:unhideWhenUsed/>
+    <w:rsid w:val="00EF4C02"/>
+    <w:pPr>
+      <w:tabs>
+        <w:tab w:val="center" w:pos="4677"/>
+        <w:tab w:val="right" w:pos="9355"/>
+      </w:tabs>
+      <w:spacing w:after="0" w:line="240" w:lineRule="auto"/>
+    </w:pPr>
+  </w:style>
+  <w:style w:type="character" w:customStyle="1" w:styleId="a8">
+    <w:name w:val="Нижний колонтитул Знак"/>
+    <w:basedOn w:val="a0"/>
+    <w:link w:val="a7"/>
+    <w:uiPriority w:val="99"/>
+    <w:rsid w:val="00EF4C02"/>
+    <w:rPr>
+      <w:rFonts w:ascii="Times New Roman" w:hAnsi="Times New Roman"/>
+      <w:sz w:val="28"/>
+    </w:rPr>
+  </w:style>
+  <w:style w:type="paragraph" w:customStyle="1" w:styleId="TableParagraph">
+    <w:name w:val="Table Paragraph"/>
+    <w:basedOn w:val="a"/>
+    <w:uiPriority w:val="1"/>
+    <w:qFormat/>
+    <w:rsid w:val="00137079"/>
+    <w:pPr>
+      <w:widowControl w:val="0"/>
+      <w:autoSpaceDE w:val="0"/>
+      <w:autoSpaceDN w:val="0"/>
+      <w:spacing w:after="0" w:line="240" w:lineRule="auto"/>
+      <w:ind w:left="106" w:firstLine="0"/>
+      <w:jc w:val="left"/>
+    </w:pPr>
+    <w:rPr>
+      <w:rFonts w:eastAsia="Times New Roman" w:cs="Times New Roman"/>
+      <w:sz w:val="22"/>
     </w:rPr>
   </w:style>
 </w:styles>

--- a/ПБД/прак_3/прак_3.docx
+++ b/ПБД/прак_3/прак_3.docx
@@ -67,7 +67,7 @@
                           <pic:cNvPicPr/>
                         </pic:nvPicPr>
                         <pic:blipFill>
-                          <a:blip r:embed="rId6" cstate="print">
+                          <a:blip r:embed="rId7" cstate="print">
                             <a:extLst>
                               <a:ext uri="{28A0092B-C50C-407E-A947-70E740481C1C}">
                                 <a14:useLocalDpi xmlns:a14="http://schemas.microsoft.com/office/drawing/2010/main" val="0"/>
@@ -1360,6 +1360,8 @@
         </w:rPr>
         <w:t xml:space="preserve"> г.</w:t>
       </w:r>
+      <w:bookmarkStart w:id="1" w:name="_GoBack"/>
+      <w:bookmarkEnd w:id="1"/>
     </w:p>
     <w:p>
       <w:pPr>
@@ -1367,14 +1369,13 @@
         <w:ind w:firstLine="0"/>
         <w:jc w:val="center"/>
       </w:pPr>
-      <w:bookmarkStart w:id="1" w:name="_Toc191280488"/>
+      <w:bookmarkStart w:id="2" w:name="_Toc191280488"/>
       <w:r>
         <w:lastRenderedPageBreak/>
         <w:t>СОДЕРЖАНИЕ</w:t>
       </w:r>
-      <w:bookmarkEnd w:id="1"/>
-    </w:p>
-    <w:bookmarkStart w:id="2" w:name="_GoBack"/>
+      <w:bookmarkEnd w:id="2"/>
+    </w:p>
     <w:p>
       <w:pPr>
         <w:tabs>
@@ -1387,59 +1388,27 @@
           <w:color w:val="000000" w:themeColor="text1"/>
         </w:rPr>
       </w:pPr>
-      <w:r>
-        <w:rPr>
-          <w:caps/>
-          <w:color w:val="000000" w:themeColor="text1"/>
-        </w:rPr>
-        <w:fldChar w:fldCharType="begin"/>
-      </w:r>
-      <w:r>
-        <w:rPr>
-          <w:caps/>
-          <w:color w:val="000000" w:themeColor="text1"/>
-        </w:rPr>
-        <w:instrText xml:space="preserve"> HYPERLINK  \l "_постановка_задачи" </w:instrText>
-      </w:r>
-      <w:r>
-        <w:rPr>
-          <w:caps/>
-          <w:color w:val="000000" w:themeColor="text1"/>
-        </w:rPr>
-      </w:r>
-      <w:r>
-        <w:rPr>
-          <w:caps/>
-          <w:color w:val="000000" w:themeColor="text1"/>
-        </w:rPr>
-        <w:fldChar w:fldCharType="separate"/>
-      </w:r>
-      <w:r>
-        <w:rPr>
-          <w:rStyle w:val="a4"/>
-          <w:caps/>
-          <w:color w:val="000000" w:themeColor="text1"/>
-          <w:u w:val="none"/>
-        </w:rPr>
-        <w:t>постановка задачи</w:t>
-      </w:r>
-      <w:r>
-        <w:rPr>
-          <w:rStyle w:val="a4"/>
-          <w:caps/>
-          <w:color w:val="000000" w:themeColor="text1"/>
-          <w:u w:val="none"/>
-        </w:rPr>
-        <w:tab/>
-        <w:t>3</w:t>
-      </w:r>
-      <w:r>
-        <w:rPr>
-          <w:caps/>
-          <w:color w:val="000000" w:themeColor="text1"/>
-        </w:rPr>
-        <w:fldChar w:fldCharType="end"/>
-      </w:r>
+      <w:hyperlink w:anchor="_постановка_задачи" w:history="1">
+        <w:r>
+          <w:rPr>
+            <w:rStyle w:val="a4"/>
+            <w:caps/>
+            <w:color w:val="000000" w:themeColor="text1"/>
+            <w:u w:val="none"/>
+          </w:rPr>
+          <w:t>постановка задачи</w:t>
+        </w:r>
+        <w:r>
+          <w:rPr>
+            <w:rStyle w:val="a4"/>
+            <w:caps/>
+            <w:color w:val="000000" w:themeColor="text1"/>
+            <w:u w:val="none"/>
+          </w:rPr>
+          <w:tab/>
+          <w:t>3</w:t>
+        </w:r>
+      </w:hyperlink>
     </w:p>
     <w:p>
       <w:pPr>
@@ -1449,8 +1418,10 @@
         <w:spacing w:after="0" w:line="240" w:lineRule="auto"/>
         <w:ind w:firstLine="0"/>
         <w:rPr>
+          <w:rStyle w:val="a4"/>
           <w:caps/>
           <w:color w:val="000000" w:themeColor="text1"/>
+          <w:u w:val="none"/>
         </w:rPr>
       </w:pPr>
       <w:hyperlink w:anchor="_ход_работы" w:history="1">
@@ -1487,6 +1458,40 @@
       <w:pPr>
         <w:tabs>
           <w:tab w:val="right" w:leader="dot" w:pos="9072"/>
+        </w:tabs>
+        <w:spacing w:after="0" w:line="240" w:lineRule="auto"/>
+        <w:ind w:firstLine="0"/>
+        <w:rPr>
+          <w:caps/>
+          <w:color w:val="000000" w:themeColor="text1"/>
+        </w:rPr>
+      </w:pPr>
+      <w:hyperlink w:anchor="_ОТВЕТЫ_НА_ВОПРОСЫ" w:history="1">
+        <w:r>
+          <w:rPr>
+            <w:rStyle w:val="a4"/>
+            <w:caps/>
+            <w:color w:val="000000" w:themeColor="text1"/>
+            <w:u w:val="none"/>
+          </w:rPr>
+          <w:t>ОТВЕТЫ НА ВОПРОСЫ</w:t>
+        </w:r>
+        <w:r>
+          <w:rPr>
+            <w:rStyle w:val="a4"/>
+            <w:caps/>
+            <w:color w:val="000000" w:themeColor="text1"/>
+            <w:u w:val="none"/>
+          </w:rPr>
+          <w:tab/>
+          <w:t>5</w:t>
+        </w:r>
+      </w:hyperlink>
+    </w:p>
+    <w:p>
+      <w:pPr>
+        <w:tabs>
+          <w:tab w:val="right" w:leader="dot" w:pos="9072"/>
           <w:tab w:val="right" w:leader="dot" w:pos="9356"/>
         </w:tabs>
         <w:spacing w:after="0" w:line="240" w:lineRule="auto"/>
@@ -1513,11 +1518,6 @@
         <w:rPr>
           <w:color w:val="000000" w:themeColor="text1"/>
         </w:rPr>
-      </w:r>
-      <w:r>
-        <w:rPr>
-          <w:color w:val="000000" w:themeColor="text1"/>
-        </w:rPr>
         <w:fldChar w:fldCharType="separate"/>
       </w:r>
       <w:r>
@@ -1535,7 +1535,14 @@
           <w:u w:val="none"/>
         </w:rPr>
         <w:tab/>
-        <w:t>5</w:t>
+      </w:r>
+      <w:r>
+        <w:rPr>
+          <w:rStyle w:val="a4"/>
+          <w:color w:val="000000" w:themeColor="text1"/>
+          <w:u w:val="none"/>
+        </w:rPr>
+        <w:t>6</w:t>
       </w:r>
     </w:p>
     <w:p>
@@ -1549,7 +1556,6 @@
         </w:rPr>
         <w:fldChar w:fldCharType="end"/>
       </w:r>
-      <w:bookmarkEnd w:id="2"/>
       <w:r>
         <w:br w:type="page"/>
       </w:r>
@@ -2963,10 +2969,7 @@
     </w:p>
     <w:p>
       <w:r>
-        <w:t>На Рисунках 1-2 показана DFD-модель</w:t>
-      </w:r>
-      <w:r>
-        <w:t>.</w:t>
+        <w:t>На Рисунках 1-2 показана DFD-модель.</w:t>
       </w:r>
     </w:p>
     <w:p>
@@ -2974,70 +2977,15 @@
         <w:ind w:firstLine="0"/>
       </w:pPr>
       <w:r>
+        <w:rPr>
+          <w:noProof/>
+          <w:lang w:eastAsia="ru-RU"/>
+        </w:rPr>
         <w:drawing>
-          <wp:inline distT="0" distB="0" distL="0" distR="0" wp14:anchorId="3C2C8476" wp14:editId="12E27704">
+          <wp:inline distT="0" distB="0" distL="0" distR="0" wp14:anchorId="5406CC10" wp14:editId="23CF6399">
             <wp:extent cx="5940425" cy="4266565"/>
             <wp:effectExtent l="0" t="0" r="3175" b="635"/>
             <wp:docPr id="1" name="Рисунок 1"/>
-            <wp:cNvGraphicFramePr>
-              <a:graphicFrameLocks xmlns:a="http://schemas.openxmlformats.org/drawingml/2006/main" noChangeAspect="1"/>
-            </wp:cNvGraphicFramePr>
-            <a:graphic xmlns:a="http://schemas.openxmlformats.org/drawingml/2006/main">
-              <a:graphicData uri="http://schemas.openxmlformats.org/drawingml/2006/picture">
-                <pic:pic xmlns:pic="http://schemas.openxmlformats.org/drawingml/2006/picture">
-                  <pic:nvPicPr>
-                    <pic:cNvPr id="1" name=""/>
-                    <pic:cNvPicPr/>
-                  </pic:nvPicPr>
-                  <pic:blipFill>
-                    <a:blip r:embed="rId7"/>
-                    <a:stretch>
-                      <a:fillRect/>
-                    </a:stretch>
-                  </pic:blipFill>
-                  <pic:spPr>
-                    <a:xfrm>
-                      <a:off x="0" y="0"/>
-                      <a:ext cx="5940425" cy="4266565"/>
-                    </a:xfrm>
-                    <a:prstGeom prst="rect">
-                      <a:avLst/>
-                    </a:prstGeom>
-                  </pic:spPr>
-                </pic:pic>
-              </a:graphicData>
-            </a:graphic>
-          </wp:inline>
-        </w:drawing>
-      </w:r>
-    </w:p>
-    <w:p>
-      <w:pPr>
-        <w:spacing w:line="240" w:lineRule="auto"/>
-        <w:ind w:firstLine="0"/>
-        <w:jc w:val="center"/>
-      </w:pPr>
-      <w:r>
-        <w:t>Рисунок 1 — DFD-модель бизнес-процесса «</w:t>
-      </w:r>
-      <w:r>
-        <w:t>Продажа онлайн-курса программирования через мобильное приложение</w:t>
-      </w:r>
-      <w:r>
-        <w:t>», часть 1</w:t>
-      </w:r>
-    </w:p>
-    <w:p>
-      <w:pPr>
-        <w:ind w:firstLine="0"/>
-      </w:pPr>
-      <w:r>
-        <w:lastRenderedPageBreak/>
-        <w:drawing>
-          <wp:inline distT="0" distB="0" distL="0" distR="0" wp14:anchorId="14FC8742" wp14:editId="36DDA84C">
-            <wp:extent cx="5940425" cy="4161790"/>
-            <wp:effectExtent l="0" t="0" r="3175" b="0"/>
-            <wp:docPr id="2" name="Рисунок 2"/>
             <wp:cNvGraphicFramePr>
               <a:graphicFrameLocks xmlns:a="http://schemas.openxmlformats.org/drawingml/2006/main" noChangeAspect="1"/>
             </wp:cNvGraphicFramePr>
@@ -3057,6 +3005,69 @@
                   <pic:spPr>
                     <a:xfrm>
                       <a:off x="0" y="0"/>
+                      <a:ext cx="5940425" cy="4266565"/>
+                    </a:xfrm>
+                    <a:prstGeom prst="rect">
+                      <a:avLst/>
+                    </a:prstGeom>
+                  </pic:spPr>
+                </pic:pic>
+              </a:graphicData>
+            </a:graphic>
+          </wp:inline>
+        </w:drawing>
+      </w:r>
+    </w:p>
+    <w:p>
+      <w:pPr>
+        <w:spacing w:line="240" w:lineRule="auto"/>
+        <w:ind w:firstLine="0"/>
+        <w:jc w:val="center"/>
+      </w:pPr>
+      <w:r>
+        <w:t>Рисунок 1 — DFD-модель бизнес-процесса «</w:t>
+      </w:r>
+      <w:r>
+        <w:t>Продажа онлайн-курса программирования через мобильное приложение</w:t>
+      </w:r>
+      <w:r>
+        <w:t>», часть 1</w:t>
+      </w:r>
+    </w:p>
+    <w:p>
+      <w:pPr>
+        <w:ind w:firstLine="0"/>
+      </w:pPr>
+      <w:r>
+        <w:rPr>
+          <w:noProof/>
+          <w:lang w:eastAsia="ru-RU"/>
+        </w:rPr>
+        <w:lastRenderedPageBreak/>
+        <w:drawing>
+          <wp:inline distT="0" distB="0" distL="0" distR="0" wp14:anchorId="662C99A1" wp14:editId="580EA667">
+            <wp:extent cx="5940425" cy="4161790"/>
+            <wp:effectExtent l="0" t="0" r="3175" b="0"/>
+            <wp:docPr id="2" name="Рисунок 2"/>
+            <wp:cNvGraphicFramePr>
+              <a:graphicFrameLocks xmlns:a="http://schemas.openxmlformats.org/drawingml/2006/main" noChangeAspect="1"/>
+            </wp:cNvGraphicFramePr>
+            <a:graphic xmlns:a="http://schemas.openxmlformats.org/drawingml/2006/main">
+              <a:graphicData uri="http://schemas.openxmlformats.org/drawingml/2006/picture">
+                <pic:pic xmlns:pic="http://schemas.openxmlformats.org/drawingml/2006/picture">
+                  <pic:nvPicPr>
+                    <pic:cNvPr id="1" name=""/>
+                    <pic:cNvPicPr/>
+                  </pic:nvPicPr>
+                  <pic:blipFill>
+                    <a:blip r:embed="rId9"/>
+                    <a:stretch>
+                      <a:fillRect/>
+                    </a:stretch>
+                  </pic:blipFill>
+                  <pic:spPr>
+                    <a:xfrm>
+                      <a:off x="0" y="0"/>
                       <a:ext cx="5940425" cy="4161790"/>
                     </a:xfrm>
                     <a:prstGeom prst="rect">
@@ -3092,9 +3103,159 @@
         <w:ind w:firstLine="0"/>
         <w:jc w:val="center"/>
       </w:pPr>
-      <w:bookmarkStart w:id="5" w:name="_ВЫВОД"/>
+      <w:bookmarkStart w:id="5" w:name="_ОТВЕТЫ_НА_ВОПРОСЫ"/>
       <w:bookmarkEnd w:id="5"/>
       <w:r>
+        <w:t>ОТВЕТЫ НА ВОПРОСЫ</w:t>
+      </w:r>
+    </w:p>
+    <w:p>
+      <w:pPr>
+        <w:pStyle w:val="a9"/>
+        <w:numPr>
+          <w:ilvl w:val="0"/>
+          <w:numId w:val="2"/>
+        </w:numPr>
+      </w:pPr>
+      <w:r>
+        <w:rPr>
+          <w:lang w:val="en-US"/>
+        </w:rPr>
+        <w:t>DFD</w:t>
+      </w:r>
+      <w:r>
+        <w:t>-</w:t>
+      </w:r>
+      <w:r>
+        <w:t>диаграмма включает в себя следующие элементы: процесс, внешнюю сущность, хранилище данных и поток данных</w:t>
+      </w:r>
+      <w:r>
+        <w:t>;</w:t>
+      </w:r>
+    </w:p>
+    <w:p>
+      <w:pPr>
+        <w:pStyle w:val="a9"/>
+        <w:numPr>
+          <w:ilvl w:val="0"/>
+          <w:numId w:val="2"/>
+        </w:numPr>
+      </w:pPr>
+      <w:r>
+        <w:t>Границы</w:t>
+      </w:r>
+      <w:r>
+        <w:t xml:space="preserve"> диаграммы определяются процессами, протекающими в </w:t>
+      </w:r>
+      <w:r>
+        <w:t>системе</w:t>
+      </w:r>
+      <w:r>
+        <w:t>;</w:t>
+      </w:r>
+    </w:p>
+    <w:p>
+      <w:pPr>
+        <w:pStyle w:val="a9"/>
+        <w:numPr>
+          <w:ilvl w:val="0"/>
+          <w:numId w:val="2"/>
+        </w:numPr>
+      </w:pPr>
+      <w:r>
+        <w:t xml:space="preserve">Контекстный уровень является наименее детализированным уровнем и представляет собой описание контекста взаимодействий между элементами диаграммы. </w:t>
+      </w:r>
+      <w:r>
+        <w:t>Логический уровень более подробно описывает процессы, происходящие в системе, какие входящие и выходящие данные нужны для каждого из процессов</w:t>
+      </w:r>
+      <w:r>
+        <w:t xml:space="preserve">. </w:t>
+      </w:r>
+      <w:r>
+        <w:t xml:space="preserve">Физический уровень обладает </w:t>
+      </w:r>
+      <w:r>
+        <w:t>подробным описанием</w:t>
+      </w:r>
+      <w:r>
+        <w:t xml:space="preserve"> всех входящих и выходящих данных</w:t>
+      </w:r>
+      <w:r>
+        <w:t>, а также меняются процессы</w:t>
+      </w:r>
+      <w:r>
+        <w:t xml:space="preserve"> </w:t>
+      </w:r>
+      <w:r>
+        <w:t>под стать входящим данным</w:t>
+      </w:r>
+      <w:r>
+        <w:t>;</w:t>
+      </w:r>
+    </w:p>
+    <w:p>
+      <w:pPr>
+        <w:pStyle w:val="a9"/>
+        <w:numPr>
+          <w:ilvl w:val="0"/>
+          <w:numId w:val="2"/>
+        </w:numPr>
+      </w:pPr>
+      <w:r>
+        <w:lastRenderedPageBreak/>
+        <w:t xml:space="preserve">Взаимосвязь учитывается на основе процессов, проходящих в </w:t>
+      </w:r>
+      <w:proofErr w:type="gramStart"/>
+      <w:r>
+        <w:t>диаграммах</w:t>
+      </w:r>
+      <w:proofErr w:type="gramEnd"/>
+      <w:r>
+        <w:t>, а также данных,</w:t>
+      </w:r>
+      <w:r>
+        <w:t xml:space="preserve"> которые во время </w:t>
+      </w:r>
+      <w:r>
+        <w:t xml:space="preserve">работы </w:t>
+      </w:r>
+      <w:r>
+        <w:t>этих процессов обрабатываются</w:t>
+      </w:r>
+      <w:r>
+        <w:t>;</w:t>
+      </w:r>
+    </w:p>
+    <w:p>
+      <w:pPr>
+        <w:pStyle w:val="a9"/>
+        <w:numPr>
+          <w:ilvl w:val="0"/>
+          <w:numId w:val="2"/>
+        </w:numPr>
+      </w:pPr>
+      <w:r>
+        <w:t xml:space="preserve">Благодаря </w:t>
+      </w:r>
+      <w:r>
+        <w:t xml:space="preserve">грамотно подобранному </w:t>
+      </w:r>
+      <w:r>
+        <w:t>уровню детализации проще понять суть реализации взаимодействия между процессами</w:t>
+      </w:r>
+      <w:r>
+        <w:t>, а также сама диаграмма будет выглядеть более понятной глазу смотрящего.</w:t>
+      </w:r>
+    </w:p>
+    <w:p>
+      <w:pPr>
+        <w:pStyle w:val="1"/>
+        <w:ind w:firstLine="0"/>
+        <w:jc w:val="center"/>
+      </w:pPr>
+      <w:bookmarkStart w:id="6" w:name="_ВЫВОД"/>
+      <w:bookmarkEnd w:id="6"/>
+      <w:r>
         <w:t>ВЫВОД</w:t>
       </w:r>
     </w:p>
@@ -3118,30 +3279,18 @@
         <w:rPr>
           <w:lang w:val="en-US"/>
         </w:rPr>
-        <w:t>D</w:t>
+        <w:t>DFD</w:t>
+      </w:r>
+      <w:r>
+        <w:t xml:space="preserve"> моделей. </w:t>
+      </w:r>
+      <w:r>
+        <w:t xml:space="preserve">Полученные навыки и знания были закреплены путём построения </w:t>
       </w:r>
       <w:r>
         <w:rPr>
           <w:lang w:val="en-US"/>
         </w:rPr>
-        <w:t>F</w:t>
-      </w:r>
-      <w:r>
-        <w:rPr>
-          <w:lang w:val="en-US"/>
-        </w:rPr>
-        <w:t>D</w:t>
-      </w:r>
-      <w:r>
-        <w:t xml:space="preserve"> моделей. </w:t>
-      </w:r>
-      <w:r>
-        <w:t xml:space="preserve">Полученные навыки и знания были закреплены путём построения </w:t>
-      </w:r>
-      <w:r>
-        <w:rPr>
-          <w:lang w:val="en-US"/>
-        </w:rPr>
         <w:t>DFD</w:t>
       </w:r>
       <w:r>
@@ -3158,7 +3307,7 @@
       </w:r>
     </w:p>
     <w:sectPr>
-      <w:footerReference w:type="default" r:id="rId9"/>
+      <w:footerReference w:type="default" r:id="rId10"/>
       <w:pgSz w:w="11906" w:h="16838"/>
       <w:pgMar w:top="1134" w:right="850" w:bottom="1134" w:left="1701" w:header="708" w:footer="708" w:gutter="0"/>
       <w:cols w:space="708"/>
@@ -3204,6 +3353,7 @@
         <w:docPartUnique/>
       </w:docPartObj>
     </w:sdtPr>
+    <w:sdtEndPr/>
     <w:sdtContent>
       <w:p>
         <w:pPr>
@@ -3223,7 +3373,7 @@
           <w:rPr>
             <w:noProof/>
           </w:rPr>
-          <w:t>4</w:t>
+          <w:t>6</w:t>
         </w:r>
         <w:r>
           <w:fldChar w:fldCharType="end"/>
@@ -3257,6 +3407,195 @@
     </w:p>
   </w:footnote>
 </w:footnotes>
+</file>
+
+<file path=word/numbering.xml><?xml version="1.0" encoding="utf-8"?>
+<w:numbering xmlns:wpc="http://schemas.microsoft.com/office/word/2010/wordprocessingCanvas" xmlns:mc="http://schemas.openxmlformats.org/markup-compatibility/2006" xmlns:o="urn:schemas-microsoft-com:office:office" xmlns:r="http://schemas.openxmlformats.org/officeDocument/2006/relationships" xmlns:m="http://schemas.openxmlformats.org/officeDocument/2006/math" xmlns:v="urn:schemas-microsoft-com:vml" xmlns:wp14="http://schemas.microsoft.com/office/word/2010/wordprocessingDrawing" xmlns:wp="http://schemas.openxmlformats.org/drawingml/2006/wordprocessingDrawing" xmlns:w10="urn:schemas-microsoft-com:office:word" xmlns:w="http://schemas.openxmlformats.org/wordprocessingml/2006/main" xmlns:w14="http://schemas.microsoft.com/office/word/2010/wordml" xmlns:w15="http://schemas.microsoft.com/office/word/2012/wordml" xmlns:wpg="http://schemas.microsoft.com/office/word/2010/wordprocessingGroup" xmlns:wpi="http://schemas.microsoft.com/office/word/2010/wordprocessingInk" xmlns:wne="http://schemas.microsoft.com/office/word/2006/wordml" xmlns:wps="http://schemas.microsoft.com/office/word/2010/wordprocessingShape" mc:Ignorable="w14 w15 wp14">
+  <w:abstractNum w:abstractNumId="0">
+    <w:nsid w:val="10DC011F"/>
+    <w:multiLevelType w:val="hybridMultilevel"/>
+    <w:tmpl w:val="842CF32C"/>
+    <w:lvl w:ilvl="0" w:tplc="39246B66">
+      <w:start w:val="1"/>
+      <w:numFmt w:val="decimal"/>
+      <w:lvlText w:val="%1."/>
+      <w:lvlJc w:val="left"/>
+      <w:pPr>
+        <w:ind w:left="360" w:hanging="360"/>
+      </w:pPr>
+      <w:rPr>
+        <w:rFonts w:hint="default"/>
+      </w:rPr>
+    </w:lvl>
+    <w:lvl w:ilvl="1" w:tplc="04190019" w:tentative="1">
+      <w:start w:val="1"/>
+      <w:numFmt w:val="lowerLetter"/>
+      <w:lvlText w:val="%2."/>
+      <w:lvlJc w:val="left"/>
+      <w:pPr>
+        <w:ind w:left="1080" w:hanging="360"/>
+      </w:pPr>
+    </w:lvl>
+    <w:lvl w:ilvl="2" w:tplc="0419001B" w:tentative="1">
+      <w:start w:val="1"/>
+      <w:numFmt w:val="lowerRoman"/>
+      <w:lvlText w:val="%3."/>
+      <w:lvlJc w:val="right"/>
+      <w:pPr>
+        <w:ind w:left="1800" w:hanging="180"/>
+      </w:pPr>
+    </w:lvl>
+    <w:lvl w:ilvl="3" w:tplc="0419000F" w:tentative="1">
+      <w:start w:val="1"/>
+      <w:numFmt w:val="decimal"/>
+      <w:lvlText w:val="%4."/>
+      <w:lvlJc w:val="left"/>
+      <w:pPr>
+        <w:ind w:left="2520" w:hanging="360"/>
+      </w:pPr>
+    </w:lvl>
+    <w:lvl w:ilvl="4" w:tplc="04190019" w:tentative="1">
+      <w:start w:val="1"/>
+      <w:numFmt w:val="lowerLetter"/>
+      <w:lvlText w:val="%5."/>
+      <w:lvlJc w:val="left"/>
+      <w:pPr>
+        <w:ind w:left="3240" w:hanging="360"/>
+      </w:pPr>
+    </w:lvl>
+    <w:lvl w:ilvl="5" w:tplc="0419001B" w:tentative="1">
+      <w:start w:val="1"/>
+      <w:numFmt w:val="lowerRoman"/>
+      <w:lvlText w:val="%6."/>
+      <w:lvlJc w:val="right"/>
+      <w:pPr>
+        <w:ind w:left="3960" w:hanging="180"/>
+      </w:pPr>
+    </w:lvl>
+    <w:lvl w:ilvl="6" w:tplc="0419000F" w:tentative="1">
+      <w:start w:val="1"/>
+      <w:numFmt w:val="decimal"/>
+      <w:lvlText w:val="%7."/>
+      <w:lvlJc w:val="left"/>
+      <w:pPr>
+        <w:ind w:left="4680" w:hanging="360"/>
+      </w:pPr>
+    </w:lvl>
+    <w:lvl w:ilvl="7" w:tplc="04190019" w:tentative="1">
+      <w:start w:val="1"/>
+      <w:numFmt w:val="lowerLetter"/>
+      <w:lvlText w:val="%8."/>
+      <w:lvlJc w:val="left"/>
+      <w:pPr>
+        <w:ind w:left="5400" w:hanging="360"/>
+      </w:pPr>
+    </w:lvl>
+    <w:lvl w:ilvl="8" w:tplc="0419001B" w:tentative="1">
+      <w:start w:val="1"/>
+      <w:numFmt w:val="lowerRoman"/>
+      <w:lvlText w:val="%9."/>
+      <w:lvlJc w:val="right"/>
+      <w:pPr>
+        <w:ind w:left="6120" w:hanging="180"/>
+      </w:pPr>
+    </w:lvl>
+  </w:abstractNum>
+  <w:abstractNum w:abstractNumId="1">
+    <w:nsid w:val="423C3C4E"/>
+    <w:multiLevelType w:val="hybridMultilevel"/>
+    <w:tmpl w:val="F216B7A2"/>
+    <w:lvl w:ilvl="0" w:tplc="53EC1EC6">
+      <w:start w:val="1"/>
+      <w:numFmt w:val="decimal"/>
+      <w:lvlText w:val="%1."/>
+      <w:lvlJc w:val="left"/>
+      <w:pPr>
+        <w:ind w:left="1069" w:hanging="360"/>
+      </w:pPr>
+      <w:rPr>
+        <w:rFonts w:hint="default"/>
+      </w:rPr>
+    </w:lvl>
+    <w:lvl w:ilvl="1" w:tplc="04190019" w:tentative="1">
+      <w:start w:val="1"/>
+      <w:numFmt w:val="lowerLetter"/>
+      <w:lvlText w:val="%2."/>
+      <w:lvlJc w:val="left"/>
+      <w:pPr>
+        <w:ind w:left="1789" w:hanging="360"/>
+      </w:pPr>
+    </w:lvl>
+    <w:lvl w:ilvl="2" w:tplc="0419001B" w:tentative="1">
+      <w:start w:val="1"/>
+      <w:numFmt w:val="lowerRoman"/>
+      <w:lvlText w:val="%3."/>
+      <w:lvlJc w:val="right"/>
+      <w:pPr>
+        <w:ind w:left="2509" w:hanging="180"/>
+      </w:pPr>
+    </w:lvl>
+    <w:lvl w:ilvl="3" w:tplc="0419000F" w:tentative="1">
+      <w:start w:val="1"/>
+      <w:numFmt w:val="decimal"/>
+      <w:lvlText w:val="%4."/>
+      <w:lvlJc w:val="left"/>
+      <w:pPr>
+        <w:ind w:left="3229" w:hanging="360"/>
+      </w:pPr>
+    </w:lvl>
+    <w:lvl w:ilvl="4" w:tplc="04190019" w:tentative="1">
+      <w:start w:val="1"/>
+      <w:numFmt w:val="lowerLetter"/>
+      <w:lvlText w:val="%5."/>
+      <w:lvlJc w:val="left"/>
+      <w:pPr>
+        <w:ind w:left="3949" w:hanging="360"/>
+      </w:pPr>
+    </w:lvl>
+    <w:lvl w:ilvl="5" w:tplc="0419001B" w:tentative="1">
+      <w:start w:val="1"/>
+      <w:numFmt w:val="lowerRoman"/>
+      <w:lvlText w:val="%6."/>
+      <w:lvlJc w:val="right"/>
+      <w:pPr>
+        <w:ind w:left="4669" w:hanging="180"/>
+      </w:pPr>
+    </w:lvl>
+    <w:lvl w:ilvl="6" w:tplc="0419000F" w:tentative="1">
+      <w:start w:val="1"/>
+      <w:numFmt w:val="decimal"/>
+      <w:lvlText w:val="%7."/>
+      <w:lvlJc w:val="left"/>
+      <w:pPr>
+        <w:ind w:left="5389" w:hanging="360"/>
+      </w:pPr>
+    </w:lvl>
+    <w:lvl w:ilvl="7" w:tplc="04190019" w:tentative="1">
+      <w:start w:val="1"/>
+      <w:numFmt w:val="lowerLetter"/>
+      <w:lvlText w:val="%8."/>
+      <w:lvlJc w:val="left"/>
+      <w:pPr>
+        <w:ind w:left="6109" w:hanging="360"/>
+      </w:pPr>
+    </w:lvl>
+    <w:lvl w:ilvl="8" w:tplc="0419001B" w:tentative="1">
+      <w:start w:val="1"/>
+      <w:numFmt w:val="lowerRoman"/>
+      <w:lvlText w:val="%9."/>
+      <w:lvlJc w:val="right"/>
+      <w:pPr>
+        <w:ind w:left="6829" w:hanging="180"/>
+      </w:pPr>
+    </w:lvl>
+  </w:abstractNum>
+  <w:num w:numId="1">
+    <w:abstractNumId w:val="0"/>
+  </w:num>
+  <w:num w:numId="2">
+    <w:abstractNumId w:val="1"/>
+  </w:num>
+</w:numbering>
 </file>
 
 <file path=word/styles.xml><?xml version="1.0" encoding="utf-8"?>
@@ -3870,6 +4209,17 @@
       <w:sz w:val="22"/>
     </w:rPr>
   </w:style>
+  <w:style w:type="paragraph" w:styleId="a9">
+    <w:name w:val="List Paragraph"/>
+    <w:basedOn w:val="a"/>
+    <w:uiPriority w:val="34"/>
+    <w:qFormat/>
+    <w:rsid w:val="0057662C"/>
+    <w:pPr>
+      <w:ind w:left="720"/>
+      <w:contextualSpacing/>
+    </w:pPr>
+  </w:style>
 </w:styles>
 </file>
 

--- a/ПБД/прак_3/прак_3.docx
+++ b/ПБД/прак_3/прак_3.docx
@@ -1360,8 +1360,6 @@
         </w:rPr>
         <w:t xml:space="preserve"> г.</w:t>
       </w:r>
-      <w:bookmarkStart w:id="1" w:name="_GoBack"/>
-      <w:bookmarkEnd w:id="1"/>
     </w:p>
     <w:p>
       <w:pPr>
@@ -1369,12 +1367,12 @@
         <w:ind w:firstLine="0"/>
         <w:jc w:val="center"/>
       </w:pPr>
-      <w:bookmarkStart w:id="2" w:name="_Toc191280488"/>
+      <w:bookmarkStart w:id="1" w:name="_Toc191280488"/>
       <w:r>
         <w:lastRenderedPageBreak/>
         <w:t>СОДЕРЖАНИЕ</w:t>
       </w:r>
-      <w:bookmarkEnd w:id="2"/>
+      <w:bookmarkEnd w:id="1"/>
     </w:p>
     <w:p>
       <w:pPr>
@@ -1565,8 +1563,8 @@
         <w:pStyle w:val="1"/>
         <w:jc w:val="center"/>
       </w:pPr>
-      <w:bookmarkStart w:id="3" w:name="_постановка_задачи"/>
-      <w:bookmarkEnd w:id="3"/>
+      <w:bookmarkStart w:id="2" w:name="_постановка_задачи"/>
+      <w:bookmarkEnd w:id="2"/>
       <w:r>
         <w:lastRenderedPageBreak/>
         <w:t>постановка задачи</w:t>
@@ -1608,8 +1606,8 @@
         <w:ind w:firstLine="0"/>
         <w:jc w:val="center"/>
       </w:pPr>
-      <w:bookmarkStart w:id="4" w:name="_ход_работы"/>
-      <w:bookmarkEnd w:id="4"/>
+      <w:bookmarkStart w:id="3" w:name="_ход_работы"/>
+      <w:bookmarkEnd w:id="3"/>
       <w:r>
         <w:t>ход работы</w:t>
       </w:r>
@@ -2977,14 +2975,10 @@
         <w:ind w:firstLine="0"/>
       </w:pPr>
       <w:r>
-        <w:rPr>
-          <w:noProof/>
-          <w:lang w:eastAsia="ru-RU"/>
-        </w:rPr>
         <w:drawing>
-          <wp:inline distT="0" distB="0" distL="0" distR="0" wp14:anchorId="5406CC10" wp14:editId="23CF6399">
-            <wp:extent cx="5940425" cy="4266565"/>
-            <wp:effectExtent l="0" t="0" r="3175" b="635"/>
+          <wp:inline distT="0" distB="0" distL="0" distR="0" wp14:anchorId="25BC8133" wp14:editId="13B7AAB0">
+            <wp:extent cx="5940425" cy="4149725"/>
+            <wp:effectExtent l="0" t="0" r="3175" b="3175"/>
             <wp:docPr id="1" name="Рисунок 1"/>
             <wp:cNvGraphicFramePr>
               <a:graphicFrameLocks xmlns:a="http://schemas.openxmlformats.org/drawingml/2006/main" noChangeAspect="1"/>
@@ -3005,7 +2999,7 @@
                   <pic:spPr>
                     <a:xfrm>
                       <a:off x="0" y="0"/>
-                      <a:ext cx="5940425" cy="4266565"/>
+                      <a:ext cx="5940425" cy="4149725"/>
                     </a:xfrm>
                     <a:prstGeom prst="rect">
                       <a:avLst/>
@@ -3017,6 +3011,8 @@
           </wp:inline>
         </w:drawing>
       </w:r>
+      <w:bookmarkStart w:id="4" w:name="_GoBack"/>
+      <w:bookmarkEnd w:id="4"/>
     </w:p>
     <w:p>
       <w:pPr>
@@ -3028,7 +3024,15 @@
         <w:t>Рисунок 1 — DFD-модель бизнес-процесса «</w:t>
       </w:r>
       <w:r>
-        <w:t>Продажа онлайн-курса программирования через мобильное приложение</w:t>
+        <w:t xml:space="preserve">Продажа онлайн-курса </w:t>
+      </w:r>
+      <w:proofErr w:type="gramStart"/>
+      <w:r>
+        <w:t>программирования</w:t>
+      </w:r>
+      <w:proofErr w:type="gramEnd"/>
+      <w:r>
+        <w:t xml:space="preserve"> через мобильное приложение</w:t>
       </w:r>
       <w:r>
         <w:t>», часть 1</w:t>
@@ -3039,16 +3043,12 @@
         <w:ind w:firstLine="0"/>
       </w:pPr>
       <w:r>
-        <w:rPr>
-          <w:noProof/>
-          <w:lang w:eastAsia="ru-RU"/>
-        </w:rPr>
         <w:lastRenderedPageBreak/>
         <w:drawing>
-          <wp:inline distT="0" distB="0" distL="0" distR="0" wp14:anchorId="662C99A1" wp14:editId="580EA667">
-            <wp:extent cx="5940425" cy="4161790"/>
-            <wp:effectExtent l="0" t="0" r="3175" b="0"/>
-            <wp:docPr id="2" name="Рисунок 2"/>
+          <wp:inline distT="0" distB="0" distL="0" distR="0" wp14:anchorId="291726A4" wp14:editId="4FF05BB1">
+            <wp:extent cx="5940425" cy="4109085"/>
+            <wp:effectExtent l="0" t="0" r="3175" b="5715"/>
+            <wp:docPr id="5" name="Рисунок 5"/>
             <wp:cNvGraphicFramePr>
               <a:graphicFrameLocks xmlns:a="http://schemas.openxmlformats.org/drawingml/2006/main" noChangeAspect="1"/>
             </wp:cNvGraphicFramePr>
@@ -3068,7 +3068,7 @@
                   <pic:spPr>
                     <a:xfrm>
                       <a:off x="0" y="0"/>
-                      <a:ext cx="5940425" cy="4161790"/>
+                      <a:ext cx="5940425" cy="4109085"/>
                     </a:xfrm>
                     <a:prstGeom prst="rect">
                       <a:avLst/>
